--- a/LAYOUT TESSERE.docx
+++ b/LAYOUT TESSERE.docx
@@ -7,9 +7,39 @@
         <w:pBdr/>
         <w:spacing/>
         <w:ind/>
-        <w:rPr/>
+        <w:rPr>
+          <w:rFonts w:ascii="Carlito" w:hAnsi="Carlito" w:cs="Carlito"/>
+        </w:rPr>
       </w:pPr>
       <w:r>
+        <w:rPr>
+          <w:rFonts w:ascii="Carlito" w:hAnsi="Carlito" w:eastAsia="Carlito" w:cs="Carlito"/>
+        </w:rPr>
+      </w:r>
+      <w:r>
+        <w:rPr>
+          <w:rFonts w:ascii="Carlito" w:hAnsi="Carlito" w:eastAsia="Carlito" w:cs="Carlito"/>
+        </w:rPr>
+      </w:r>
+      <w:r>
+        <w:rPr>
+          <w:rFonts w:ascii="Carlito" w:hAnsi="Carlito" w:eastAsia="Carlito" w:cs="Carlito"/>
+        </w:rPr>
+      </w:r>
+    </w:p>
+    <w:p>
+      <w:pPr>
+        <w:pBdr/>
+        <w:spacing/>
+        <w:ind/>
+        <w:rPr>
+          <w:rFonts w:ascii="Carlito" w:hAnsi="Carlito" w:cs="Carlito"/>
+        </w:rPr>
+      </w:pPr>
+      <w:r>
+        <w:rPr>
+          <w:rFonts w:ascii="Carlito" w:hAnsi="Carlito" w:eastAsia="Carlito" w:cs="Carlito"/>
+        </w:rPr>
         <mc:AlternateContent>
           <mc:Choice Requires="wpg">
             <w:drawing>
@@ -21,7 +51,7 @@
                 <wp:positionV relativeFrom="page">
                   <wp:posOffset>367466</wp:posOffset>
                 </wp:positionV>
-                <wp:extent cx="2766081" cy="1610054"/>
+                <wp:extent cx="2766078" cy="1610053"/>
                 <wp:effectExtent l="0" t="0" r="0" b="0"/>
                 <wp:wrapNone/>
                 <wp:docPr id="1" name=""/>
@@ -33,9 +63,9 @@
                       <wpg:grpSpPr bwMode="auto">
                         <a:xfrm rot="0" flipH="0" flipV="0">
                           <a:off x="0" y="0"/>
-                          <a:ext cx="2766080" cy="1610053"/>
+                          <a:ext cx="2766078" cy="1610052"/>
                           <a:chOff x="0" y="0"/>
-                          <a:chExt cx="2766080" cy="1610053"/>
+                          <a:chExt cx="2766078" cy="1610052"/>
                         </a:xfrm>
                       </wpg:grpSpPr>
                       <wps:wsp>
@@ -44,7 +74,7 @@
                         <wps:spPr bwMode="auto">
                           <a:xfrm rot="0" flipH="0" flipV="0">
                             <a:off x="0" y="0"/>
-                            <a:ext cx="1485898" cy="821710"/>
+                            <a:ext cx="1659783" cy="821709"/>
                           </a:xfrm>
                           <a:prstGeom prst="rect">
                             <a:avLst/>
@@ -67,7 +97,7 @@
                                 <w:spacing/>
                                 <w:ind/>
                                 <w:rPr>
-                                  <w:rFonts w:ascii="AppleMyungjo" w:hAnsi="AppleMyungjo" w:cs="AppleMyungjo"/>
+                                  <w:rFonts w:ascii="Asana" w:hAnsi="Asana" w:cs="Asana"/>
                                   <w:color w:val="c00000"/>
                                   <w:sz w:val="40"/>
                                   <w:szCs w:val="40"/>
@@ -75,7 +105,7 @@
                               </w:pPr>
                               <w:r>
                                 <w:rPr>
-                                  <w:rFonts w:ascii="AppleMyungjo" w:hAnsi="AppleMyungjo" w:eastAsia="AppleMyungjo" w:cs="AppleMyungjo"/>
+                                  <w:rFonts w:ascii="Asana" w:hAnsi="Asana" w:eastAsia="Asana" w:cs="Asana"/>
                                   <w:color w:val="c00000"/>
                                   <w:sz w:val="40"/>
                                   <w:szCs w:val="40"/>
@@ -87,7 +117,7 @@
                               </w:r>
                               <w:r>
                                 <w:rPr>
-                                  <w:rFonts w:ascii="AppleMyungjo" w:hAnsi="AppleMyungjo" w:cs="AppleMyungjo"/>
+                                  <w:rFonts w:ascii="Asana" w:hAnsi="Asana" w:eastAsia="Asana" w:cs="Asana"/>
                                   <w:color w:val="c00000"/>
                                   <w:sz w:val="40"/>
                                   <w:szCs w:val="40"/>
@@ -95,7 +125,7 @@
                               </w:r>
                               <w:r>
                                 <w:rPr>
-                                  <w:rFonts w:ascii="AppleMyungjo" w:hAnsi="AppleMyungjo" w:cs="AppleMyungjo"/>
+                                  <w:rFonts w:ascii="Asana" w:hAnsi="Asana" w:eastAsia="Asana" w:cs="Asana"/>
                                   <w:color w:val="c00000"/>
                                   <w:sz w:val="40"/>
                                   <w:szCs w:val="40"/>
@@ -110,7 +140,7 @@
                         <wpg:cNvGrpSpPr/>
                         <wpg:grpSpPr bwMode="auto">
                           <a:xfrm>
-                            <a:off x="65394" y="838528"/>
+                            <a:off x="65393" y="838527"/>
                             <a:ext cx="2700684" cy="771525"/>
                             <a:chOff x="0" y="0"/>
                             <a:chExt cx="2700684" cy="771525"/>
@@ -152,7 +182,17 @@
                                   </w:rPr>
                                   <w:t xml:space="preserve">Nicolò Santangelo</w:t>
                                   <w:br/>
-                                  <w:t xml:space="preserve">Ingegnere Gestionale</w:t>
+                                </w:r>
+                                <w:r>
+                                  <w:rPr>
+                                    <w:lang w:val="it-IT"/>
+                                  </w:rPr>
+                                  <w:t xml:space="preserve">Start builder and business development</w:t>
+                                </w:r>
+                                <w:r>
+                                  <w:rPr>
+                                    <w:lang w:val="it-IT"/>
+                                  </w:rPr>
                                   <w:br/>
                                   <w:t xml:space="preserve">nicolo</w:t>
                                 </w:r>
@@ -199,7 +239,7 @@
                           </pic:blipFill>
                           <pic:spPr bwMode="auto">
                             <a:xfrm flipH="0" flipV="0">
-                              <a:off x="4218" y="27875"/>
+                              <a:off x="4217" y="27874"/>
                               <a:ext cx="217287" cy="218520"/>
                             </a:xfrm>
                             <a:prstGeom prst="rect">
@@ -243,7 +283,7 @@
                           </pic:blipFill>
                           <pic:spPr bwMode="auto">
                             <a:xfrm flipH="0" flipV="0">
-                              <a:off x="10074" y="544635"/>
+                              <a:off x="10073" y="544635"/>
                               <a:ext cx="219870" cy="167760"/>
                             </a:xfrm>
                             <a:prstGeom prst="rect">
@@ -266,7 +306,7 @@
                         </pic:blipFill>
                         <pic:spPr bwMode="auto">
                           <a:xfrm flipH="0" flipV="0">
-                            <a:off x="1722744" y="2011"/>
+                            <a:off x="1722744" y="2010"/>
                             <a:ext cx="889124" cy="889124"/>
                           </a:xfrm>
                           <a:prstGeom prst="rect">
@@ -278,10 +318,10 @@
                         <wpg:cNvGrpSpPr/>
                         <wpg:grpSpPr bwMode="auto">
                           <a:xfrm>
-                            <a:off x="1797338" y="832314"/>
-                            <a:ext cx="814530" cy="280037"/>
+                            <a:off x="1797337" y="832313"/>
+                            <a:ext cx="814527" cy="280036"/>
                             <a:chOff x="0" y="0"/>
-                            <a:chExt cx="814530" cy="280037"/>
+                            <a:chExt cx="814527" cy="280036"/>
                           </a:xfrm>
                         </wpg:grpSpPr>
                         <wps:wsp>
@@ -289,7 +329,7 @@
                           <wps:cNvSpPr txBox="1"/>
                           <wps:spPr bwMode="auto">
                             <a:xfrm rot="0" flipH="0" flipV="0">
-                              <a:off x="83566" y="0"/>
+                              <a:off x="83565" y="0"/>
                               <a:ext cx="730962" cy="280037"/>
                             </a:xfrm>
                             <a:prstGeom prst="rect">
@@ -336,7 +376,7 @@
                           </pic:blipFill>
                           <pic:spPr bwMode="auto">
                             <a:xfrm flipH="0" flipV="1">
-                              <a:off x="0" y="73369"/>
+                              <a:off x="0" y="73368"/>
                               <a:ext cx="123601" cy="133296"/>
                             </a:xfrm>
                             <a:prstGeom prst="rect">
@@ -354,7 +394,7 @@
           <mc:Fallback>
             <w:pict>
               <v:group id="group 0" o:spid="_x0000_s0000" style="position:absolute;z-index:502935552;o:allowoverlap:true;o:allowincell:true;mso-position-horizontal-relative:page;margin-left:51.64pt;mso-position-horizontal:absolute;mso-position-vertical-relative:page;margin-top:28.93pt;mso-position-vertical:absolute;width:217.80pt;height:126.78pt;mso-wrap-distance-left:0.00pt;mso-wrap-distance-top:0.00pt;mso-wrap-distance-right:0.00pt;mso-wrap-distance-bottom:0.00pt;rotation:0;" coordorigin="0,0" coordsize="27660,16100">
-                <v:shape id="shape 1" o:spid="_x0000_s1" o:spt="202" type="#_x0000_t202" style="position:absolute;left:0;top:0;width:14858;height:8217;rotation:0;v-text-anchor:top;visibility:visible;" fillcolor="#FFFFFF" strokecolor="#FFFFFF" strokeweight="0.50pt">
+                <v:shape id="shape 1" o:spid="_x0000_s1" o:spt="202" type="#_x0000_t202" style="position:absolute;left:0;top:0;width:16597;height:8217;rotation:0;v-text-anchor:top;visibility:visible;" fillcolor="#FFFFFF" strokecolor="#FFFFFF" strokeweight="0.50pt">
                   <v:stroke dashstyle="solid"/>
                   <v:textbox inset="0,0,0,0">
                     <w:txbxContent>
@@ -364,7 +404,7 @@
                           <w:spacing/>
                           <w:ind/>
                           <w:rPr>
-                            <w:rFonts w:ascii="AppleMyungjo" w:hAnsi="AppleMyungjo" w:cs="AppleMyungjo"/>
+                            <w:rFonts w:ascii="Asana" w:hAnsi="Asana" w:cs="Asana"/>
                             <w:color w:val="c00000"/>
                             <w:sz w:val="40"/>
                             <w:szCs w:val="40"/>
@@ -372,7 +412,7 @@
                         </w:pPr>
                         <w:r>
                           <w:rPr>
-                            <w:rFonts w:ascii="AppleMyungjo" w:hAnsi="AppleMyungjo" w:eastAsia="AppleMyungjo" w:cs="AppleMyungjo"/>
+                            <w:rFonts w:ascii="Asana" w:hAnsi="Asana" w:eastAsia="Asana" w:cs="Asana"/>
                             <w:color w:val="c00000"/>
                             <w:sz w:val="40"/>
                             <w:szCs w:val="40"/>
@@ -384,7 +424,7 @@
                         </w:r>
                         <w:r>
                           <w:rPr>
-                            <w:rFonts w:ascii="AppleMyungjo" w:hAnsi="AppleMyungjo" w:cs="AppleMyungjo"/>
+                            <w:rFonts w:ascii="Asana" w:hAnsi="Asana" w:eastAsia="Asana" w:cs="Asana"/>
                             <w:color w:val="c00000"/>
                             <w:sz w:val="40"/>
                             <w:szCs w:val="40"/>
@@ -392,7 +432,7 @@
                         </w:r>
                         <w:r>
                           <w:rPr>
-                            <w:rFonts w:ascii="AppleMyungjo" w:hAnsi="AppleMyungjo" w:cs="AppleMyungjo"/>
+                            <w:rFonts w:ascii="Asana" w:hAnsi="Asana" w:eastAsia="Asana" w:cs="Asana"/>
                             <w:color w:val="c00000"/>
                             <w:sz w:val="40"/>
                             <w:szCs w:val="40"/>
@@ -422,7 +462,17 @@
                             </w:rPr>
                             <w:t xml:space="preserve">Nicolò Santangelo</w:t>
                             <w:br/>
-                            <w:t xml:space="preserve">Ingegnere Gestionale</w:t>
+                          </w:r>
+                          <w:r>
+                            <w:rPr>
+                              <w:lang w:val="it-IT"/>
+                            </w:rPr>
+                            <w:t xml:space="preserve">Start builder and business development</w:t>
+                          </w:r>
+                          <w:r>
+                            <w:rPr>
+                              <w:lang w:val="it-IT"/>
+                            </w:rPr>
                             <w:br/>
                             <w:t xml:space="preserve">nicolo</w:t>
                           </w:r>
@@ -599,635 +649,65 @@
           </mc:Fallback>
         </mc:AlternateContent>
       </w:r>
-      <w:r/>
+      <w:r>
+        <w:rPr>
+          <w:rFonts w:ascii="Carlito" w:hAnsi="Carlito" w:eastAsia="Carlito" w:cs="Carlito"/>
+        </w:rPr>
+      </w:r>
     </w:p>
     <w:p>
       <w:pPr>
         <w:pBdr/>
         <w:spacing/>
         <w:ind/>
-        <w:rPr/>
+        <w:rPr>
+          <w:rFonts w:ascii="Savoye LET" w:hAnsi="Savoye LET" w:cs="Savoye LET"/>
+        </w:rPr>
       </w:pPr>
       <w:r>
-        <mc:AlternateContent>
-          <mc:Choice Requires="wpg">
-            <w:drawing>
-              <wp:anchor xmlns:wp="http://schemas.openxmlformats.org/drawingml/2006/wordprocessingDrawing" xmlns:wp14="http://schemas.microsoft.com/office/word/2010/wordprocessingDrawing" distT="0" distB="0" distL="0" distR="0" simplePos="0" relativeHeight="502935552" behindDoc="0" locked="0" layoutInCell="1" allowOverlap="1">
-                <wp:simplePos x="0" y="0"/>
-                <wp:positionH relativeFrom="page">
-                  <wp:posOffset>4239600</wp:posOffset>
-                </wp:positionH>
-                <wp:positionV relativeFrom="page">
-                  <wp:posOffset>375811</wp:posOffset>
-                </wp:positionV>
-                <wp:extent cx="2766081" cy="1610054"/>
-                <wp:effectExtent l="0" t="0" r="0" b="0"/>
-                <wp:wrapNone/>
-                <wp:docPr id="2" name=""/>
-                <wp:cNvGraphicFramePr/>
-                <a:graphic xmlns:a="http://schemas.openxmlformats.org/drawingml/2006/main">
-                  <a:graphicData uri="http://schemas.microsoft.com/office/word/2010/wordprocessingGroup">
-                    <wpg:wgp>
-                      <wpg:cNvGrpSpPr/>
-                      <wpg:grpSpPr bwMode="auto">
-                        <a:xfrm>
-                          <a:off x="0" y="0"/>
-                          <a:ext cx="2766080" cy="1610053"/>
-                          <a:chOff x="0" y="0"/>
-                          <a:chExt cx="2766080" cy="1610053"/>
-                        </a:xfrm>
-                      </wpg:grpSpPr>
-                      <wps:wsp>
-                        <wps:cNvPr id="172564021" name=""/>
-                        <wps:cNvSpPr txBox="1"/>
-                        <wps:spPr bwMode="auto">
-                          <a:xfrm rot="0" flipH="0" flipV="0">
-                            <a:off x="0" y="0"/>
-                            <a:ext cx="1485899" cy="821711"/>
-                          </a:xfrm>
-                          <a:prstGeom prst="rect">
-                            <a:avLst/>
-                          </a:prstGeom>
-                          <a:solidFill>
-                            <a:schemeClr val="lt1"/>
-                          </a:solidFill>
-                          <a:ln w="6350">
-                            <a:solidFill>
-                              <a:schemeClr val="bg1"/>
-                            </a:solidFill>
-                            <a:prstDash val="solid"/>
-                          </a:ln>
-                        </wps:spPr>
-                        <wps:txbx>
-                          <w:txbxContent>
-                            <w:p>
-                              <w:pPr>
-                                <w:pBdr/>
-                                <w:spacing/>
-                                <w:ind/>
-                                <w:rPr>
-                                  <w:rFonts w:ascii="AppleMyungjo" w:hAnsi="AppleMyungjo" w:cs="AppleMyungjo"/>
-                                  <w:color w:val="c00000"/>
-                                  <w:sz w:val="40"/>
-                                  <w:szCs w:val="40"/>
-                                </w:rPr>
-                              </w:pPr>
-                              <w:r>
-                                <w:rPr>
-                                  <w:rFonts w:ascii="AppleMyungjo" w:hAnsi="AppleMyungjo" w:eastAsia="AppleMyungjo" w:cs="AppleMyungjo"/>
-                                  <w:color w:val="c00000"/>
-                                  <w:sz w:val="40"/>
-                                  <w:szCs w:val="40"/>
-                                  <w:lang w:val="it-IT"/>
-                                </w:rPr>
-                                <w:t xml:space="preserve">Nicolò</w:t>
-                                <w:br/>
-                                <w:t xml:space="preserve">Santangelo</w:t>
-                              </w:r>
-                              <w:r>
-                                <w:rPr>
-                                  <w:rFonts w:ascii="AppleMyungjo" w:hAnsi="AppleMyungjo" w:cs="AppleMyungjo"/>
-                                  <w:color w:val="c00000"/>
-                                  <w:sz w:val="40"/>
-                                  <w:szCs w:val="40"/>
-                                </w:rPr>
-                              </w:r>
-                              <w:r>
-                                <w:rPr>
-                                  <w:rFonts w:ascii="AppleMyungjo" w:hAnsi="AppleMyungjo" w:cs="AppleMyungjo"/>
-                                  <w:color w:val="c00000"/>
-                                  <w:sz w:val="40"/>
-                                  <w:szCs w:val="40"/>
-                                </w:rPr>
-                              </w:r>
-                            </w:p>
-                          </w:txbxContent>
-                        </wps:txbx>
-                        <wps:bodyPr vertOverflow="overflow" horzOverflow="overflow" vert="horz" wrap="square" lIns="91440" tIns="45720" rIns="91440" bIns="45720" numCol="1" spcCol="0" rtlCol="0" fromWordArt="0" anchor="t" anchorCtr="0" forceAA="0" upright="0" compatLnSpc="0"/>
-                      </wps:wsp>
-                      <wpg:grpSp>
-                        <wpg:cNvGrpSpPr/>
-                        <wpg:grpSpPr bwMode="auto">
-                          <a:xfrm>
-                            <a:off x="65394" y="838528"/>
-                            <a:ext cx="2700685" cy="771525"/>
-                            <a:chOff x="0" y="0"/>
-                            <a:chExt cx="2700685" cy="771525"/>
-                          </a:xfrm>
-                        </wpg:grpSpPr>
-                        <wps:wsp>
-                          <wps:cNvPr id="150132611" name=""/>
-                          <wps:cNvSpPr txBox="1"/>
-                          <wps:spPr bwMode="auto">
-                            <a:xfrm rot="0" flipH="0" flipV="0">
-                              <a:off x="221670" y="0"/>
-                              <a:ext cx="2479015" cy="771525"/>
-                            </a:xfrm>
-                            <a:prstGeom prst="rect">
-                              <a:avLst/>
-                            </a:prstGeom>
-                            <a:solidFill>
-                              <a:schemeClr val="lt1"/>
-                            </a:solidFill>
-                            <a:ln w="6350">
-                              <a:noFill/>
-                            </a:ln>
-                          </wps:spPr>
-                          <wps:txbx>
-                            <w:txbxContent>
-                              <w:p>
-                                <w:pPr>
-                                  <w:pBdr/>
-                                  <w:spacing w:line="353" w:lineRule="auto"/>
-                                  <w:ind/>
-                                  <w:rPr>
-                                    <w:highlight w:val="none"/>
-                                    <w:lang w:val="it-IT"/>
-                                  </w:rPr>
-                                </w:pPr>
-                                <w:r>
-                                  <w:rPr>
-                                    <w:lang w:val="it-IT"/>
-                                  </w:rPr>
-                                  <w:t xml:space="preserve">Nicolò Santangelo</w:t>
-                                  <w:br/>
-                                  <w:t xml:space="preserve">Ingegnere Gestionale</w:t>
-                                  <w:br/>
-                                </w:r>
-                                <w:r>
-                                  <w:rPr>
-                                    <w:lang w:val="it-IT"/>
-                                  </w:rPr>
-                                  <w:t xml:space="preserve">nicolo</w:t>
-                                </w:r>
-                                <w:r>
-                                  <w:rPr>
-                                    <w:lang w:val="it-IT"/>
-                                  </w:rPr>
-                                  <w:t xml:space="preserve">@</w:t>
-                                </w:r>
-                                <w:r>
-                                  <w:rPr>
-                                    <w:lang w:val="it-IT"/>
-                                  </w:rPr>
-                                  <w:t xml:space="preserve">beebad.com</w:t>
-                                </w:r>
-                                <w:r/>
-                                <w:r>
-                                  <w:rPr>
-                                    <w:lang w:val="it-IT"/>
-                                  </w:rPr>
-                                </w:r>
-                                <w:r>
-                                  <w:rPr>
-                                    <w:highlight w:val="none"/>
-                                    <w:lang w:val="it-IT"/>
-                                  </w:rPr>
-                                </w:r>
-                              </w:p>
-                            </w:txbxContent>
-                          </wps:txbx>
-                          <wps:bodyPr vertOverflow="overflow" horzOverflow="overflow" vert="horz" wrap="square" lIns="91440" tIns="45720" rIns="91440" bIns="45720" numCol="1" spcCol="0" rtlCol="0" fromWordArt="0" anchor="t" anchorCtr="0" forceAA="0" upright="0" compatLnSpc="0"/>
-                        </wps:wsp>
-                        <pic:pic xmlns:pic="http://schemas.openxmlformats.org/drawingml/2006/picture">
-                          <pic:nvPicPr>
-                            <pic:cNvPr id="2074244424" name=""/>
-                            <pic:cNvPicPr>
-                              <a:picLocks noChangeAspect="1"/>
-                            </pic:cNvPicPr>
-                            <pic:nvPr/>
-                          </pic:nvPicPr>
-                          <pic:blipFill rotWithShape="1">
-                            <a:blip r:embed="rId8"/>
-                            <a:stretch/>
-                          </pic:blipFill>
-                          <pic:spPr bwMode="auto">
-                            <a:xfrm flipH="0" flipV="0">
-                              <a:off x="4219" y="27876"/>
-                              <a:ext cx="217287" cy="218520"/>
-                            </a:xfrm>
-                            <a:prstGeom prst="rect">
-                              <a:avLst/>
-                            </a:prstGeom>
-                          </pic:spPr>
-                        </pic:pic>
-                        <pic:pic xmlns:pic="http://schemas.openxmlformats.org/drawingml/2006/picture">
-                          <pic:nvPicPr>
-                            <pic:cNvPr id="1612779426" name=""/>
-                            <pic:cNvPicPr>
-                              <a:picLocks noChangeAspect="1"/>
-                            </pic:cNvPicPr>
-                            <pic:nvPr/>
-                          </pic:nvPicPr>
-                          <pic:blipFill rotWithShape="1">
-                            <a:blip r:embed="rId9"/>
-                            <a:stretch/>
-                          </pic:blipFill>
-                          <pic:spPr bwMode="auto">
-                            <a:xfrm flipH="0" flipV="0">
-                              <a:off x="0" y="276660"/>
-                              <a:ext cx="225725" cy="218201"/>
-                            </a:xfrm>
-                            <a:prstGeom prst="rect">
-                              <a:avLst/>
-                            </a:prstGeom>
-                          </pic:spPr>
-                        </pic:pic>
-                        <pic:pic xmlns:pic="http://schemas.openxmlformats.org/drawingml/2006/picture">
-                          <pic:nvPicPr>
-                            <pic:cNvPr id="1985386668" name=""/>
-                            <pic:cNvPicPr>
-                              <a:picLocks noChangeAspect="1"/>
-                            </pic:cNvPicPr>
-                            <pic:nvPr/>
-                          </pic:nvPicPr>
-                          <pic:blipFill rotWithShape="1">
-                            <a:blip r:embed="rId10"/>
-                            <a:stretch/>
-                          </pic:blipFill>
-                          <pic:spPr bwMode="auto">
-                            <a:xfrm flipH="0" flipV="0">
-                              <a:off x="10075" y="544635"/>
-                              <a:ext cx="219870" cy="167760"/>
-                            </a:xfrm>
-                            <a:prstGeom prst="rect">
-                              <a:avLst/>
-                            </a:prstGeom>
-                          </pic:spPr>
-                        </pic:pic>
-                      </wpg:grpSp>
-                      <pic:pic xmlns:pic="http://schemas.openxmlformats.org/drawingml/2006/picture">
-                        <pic:nvPicPr>
-                          <pic:cNvPr id="355597946" name=""/>
-                          <pic:cNvPicPr>
-                            <a:picLocks noChangeAspect="1"/>
-                          </pic:cNvPicPr>
-                          <pic:nvPr/>
-                        </pic:nvPicPr>
-                        <pic:blipFill rotWithShape="1">
-                          <a:blip r:embed="rId11"/>
-                          <a:stretch/>
-                        </pic:blipFill>
-                        <pic:spPr bwMode="auto">
-                          <a:xfrm flipH="0" flipV="0">
-                            <a:off x="1722744" y="2011"/>
-                            <a:ext cx="889125" cy="889125"/>
-                          </a:xfrm>
-                          <a:prstGeom prst="rect">
-                            <a:avLst/>
-                          </a:prstGeom>
-                        </pic:spPr>
-                      </pic:pic>
-                      <wpg:grpSp>
-                        <wpg:cNvGrpSpPr/>
-                        <wpg:grpSpPr bwMode="auto">
-                          <a:xfrm>
-                            <a:off x="1797338" y="832314"/>
-                            <a:ext cx="814531" cy="280038"/>
-                            <a:chOff x="0" y="0"/>
-                            <a:chExt cx="814531" cy="280038"/>
-                          </a:xfrm>
-                        </wpg:grpSpPr>
-                        <wps:wsp>
-                          <wps:cNvPr id="329728067" name=""/>
-                          <wps:cNvSpPr txBox="1"/>
-                          <wps:spPr bwMode="auto">
-                            <a:xfrm rot="0" flipH="0" flipV="0">
-                              <a:off x="83567" y="0"/>
-                              <a:ext cx="730963" cy="280038"/>
-                            </a:xfrm>
-                            <a:prstGeom prst="rect">
-                              <a:avLst/>
-                            </a:prstGeom>
-                            <a:noFill/>
-                            <a:ln w="6350">
-                              <a:noFill/>
-                              <a:prstDash val="solid"/>
-                            </a:ln>
-                          </wps:spPr>
-                          <wps:txbx>
-                            <w:txbxContent>
-                              <w:p>
-                                <w:pPr>
-                                  <w:pBdr/>
-                                  <w:spacing/>
-                                  <w:ind/>
-                                  <w:rPr/>
-                                </w:pPr>
-                                <w:r>
-                                  <w:rPr>
-                                    <w:lang w:val="it-IT"/>
-                                  </w:rPr>
-                                  <w:t xml:space="preserve">NFC card</w:t>
-                                </w:r>
-                                <w:r/>
-                              </w:p>
-                            </w:txbxContent>
-                          </wps:txbx>
-                          <wps:bodyPr vertOverflow="overflow" horzOverflow="overflow" vert="horz" wrap="square" lIns="91440" tIns="45720" rIns="91440" bIns="45720" numCol="1" spcCol="0" rtlCol="0" fromWordArt="0" anchor="t" anchorCtr="0" forceAA="0" upright="0" compatLnSpc="0"/>
-                        </wps:wsp>
-                        <pic:pic xmlns:pic="http://schemas.openxmlformats.org/drawingml/2006/picture">
-                          <pic:nvPicPr>
-                            <pic:cNvPr id="837600928" name=""/>
-                            <pic:cNvPicPr>
-                              <a:picLocks noChangeAspect="1"/>
-                            </pic:cNvPicPr>
-                            <pic:nvPr/>
-                          </pic:nvPicPr>
-                          <pic:blipFill rotWithShape="1">
-                            <a:blip r:embed="rId12"/>
-                            <a:stretch/>
-                          </pic:blipFill>
-                          <pic:spPr bwMode="auto">
-                            <a:xfrm flipH="0" flipV="1">
-                              <a:off x="0" y="73370"/>
-                              <a:ext cx="123602" cy="133297"/>
-                            </a:xfrm>
-                            <a:prstGeom prst="rect">
-                              <a:avLst/>
-                            </a:prstGeom>
-                          </pic:spPr>
-                        </pic:pic>
-                      </wpg:grpSp>
-                    </wpg:wgp>
-                  </a:graphicData>
-                </a:graphic>
-              </wp:anchor>
-            </w:drawing>
-          </mc:Choice>
-          <mc:Fallback>
-            <w:pict>
-              <v:group id="group 11" o:spid="_x0000_s0000" style="position:absolute;z-index:502935552;o:allowoverlap:true;o:allowincell:true;mso-position-horizontal-relative:page;margin-left:333.83pt;mso-position-horizontal:absolute;mso-position-vertical-relative:page;margin-top:29.59pt;mso-position-vertical:absolute;width:217.80pt;height:126.78pt;mso-wrap-distance-left:0.00pt;mso-wrap-distance-top:0.00pt;mso-wrap-distance-right:0.00pt;mso-wrap-distance-bottom:0.00pt;" coordorigin="0,0" coordsize="27660,16100">
-                <v:shape id="shape 12" o:spid="_x0000_s12" o:spt="202" type="#_x0000_t202" style="position:absolute;left:0;top:0;width:14858;height:8217;rotation:0;v-text-anchor:top;visibility:visible;" fillcolor="#FFFFFF" strokecolor="#FFFFFF" strokeweight="0.50pt">
-                  <v:stroke dashstyle="solid"/>
-                  <v:textbox inset="0,0,0,0">
-                    <w:txbxContent>
-                      <w:p>
-                        <w:pPr>
-                          <w:pBdr/>
-                          <w:spacing/>
-                          <w:ind/>
-                          <w:rPr>
-                            <w:rFonts w:ascii="AppleMyungjo" w:hAnsi="AppleMyungjo" w:cs="AppleMyungjo"/>
-                            <w:color w:val="c00000"/>
-                            <w:sz w:val="40"/>
-                            <w:szCs w:val="40"/>
-                          </w:rPr>
-                        </w:pPr>
-                        <w:r>
-                          <w:rPr>
-                            <w:rFonts w:ascii="AppleMyungjo" w:hAnsi="AppleMyungjo" w:eastAsia="AppleMyungjo" w:cs="AppleMyungjo"/>
-                            <w:color w:val="c00000"/>
-                            <w:sz w:val="40"/>
-                            <w:szCs w:val="40"/>
-                            <w:lang w:val="it-IT"/>
-                          </w:rPr>
-                          <w:t xml:space="preserve">Nicolò</w:t>
-                          <w:br/>
-                          <w:t xml:space="preserve">Santangelo</w:t>
-                        </w:r>
-                        <w:r>
-                          <w:rPr>
-                            <w:rFonts w:ascii="AppleMyungjo" w:hAnsi="AppleMyungjo" w:cs="AppleMyungjo"/>
-                            <w:color w:val="c00000"/>
-                            <w:sz w:val="40"/>
-                            <w:szCs w:val="40"/>
-                          </w:rPr>
-                        </w:r>
-                        <w:r>
-                          <w:rPr>
-                            <w:rFonts w:ascii="AppleMyungjo" w:hAnsi="AppleMyungjo" w:cs="AppleMyungjo"/>
-                            <w:color w:val="c00000"/>
-                            <w:sz w:val="40"/>
-                            <w:szCs w:val="40"/>
-                          </w:rPr>
-                        </w:r>
-                      </w:p>
-                    </w:txbxContent>
-                  </v:textbox>
-                </v:shape>
-                <v:group id="group 13" o:spid="_x0000_s0000" style="position:absolute;left:653;top:8385;width:27006;height:7715;" coordorigin="0,0" coordsize="27006,7715">
-                  <v:shape id="shape 14" o:spid="_x0000_s14" o:spt="202" type="#_x0000_t202" style="position:absolute;left:2216;top:0;width:24790;height:7715;rotation:0;v-text-anchor:top;visibility:visible;" fillcolor="#FFFFFF" stroked="f" strokeweight="0.50pt">
-                    <v:textbox inset="0,0,0,0">
-                      <w:txbxContent>
-                        <w:p>
-                          <w:pPr>
-                            <w:pBdr/>
-                            <w:spacing w:line="353" w:lineRule="auto"/>
-                            <w:ind/>
-                            <w:rPr>
-                              <w:highlight w:val="none"/>
-                              <w:lang w:val="it-IT"/>
-                            </w:rPr>
-                          </w:pPr>
-                          <w:r>
-                            <w:rPr>
-                              <w:lang w:val="it-IT"/>
-                            </w:rPr>
-                            <w:t xml:space="preserve">Nicolò Santangelo</w:t>
-                            <w:br/>
-                            <w:t xml:space="preserve">Ingegnere Gestionale</w:t>
-                            <w:br/>
-                          </w:r>
-                          <w:r>
-                            <w:rPr>
-                              <w:lang w:val="it-IT"/>
-                            </w:rPr>
-                            <w:t xml:space="preserve">nicolo</w:t>
-                          </w:r>
-                          <w:r>
-                            <w:rPr>
-                              <w:lang w:val="it-IT"/>
-                            </w:rPr>
-                            <w:t xml:space="preserve">@</w:t>
-                          </w:r>
-                          <w:r>
-                            <w:rPr>
-                              <w:lang w:val="it-IT"/>
-                            </w:rPr>
-                            <w:t xml:space="preserve">beebad.com</w:t>
-                          </w:r>
-                          <w:r/>
-                          <w:r>
-                            <w:rPr>
-                              <w:lang w:val="it-IT"/>
-                            </w:rPr>
-                          </w:r>
-                          <w:r>
-                            <w:rPr>
-                              <w:highlight w:val="none"/>
-                              <w:lang w:val="it-IT"/>
-                            </w:rPr>
-                          </w:r>
-                        </w:p>
-                      </w:txbxContent>
-                    </v:textbox>
-                  </v:shape>
-                  <v:shapetype id="_x0000_t75" coordsize="21600,21600" o:spt="75" o:preferrelative="t" path="m@4@5l@4@11@9@11@9@5xe" filled="f" stroked="f">
-                    <v:stroke joinstyle="miter"/>
-                    <v:formulas>
-                      <v:f eqn="if lineDrawn pixelLineWidth 0"/>
-                      <v:f eqn="sum @0 1 0"/>
-                      <v:f eqn="sum 0 0 @1"/>
-                      <v:f eqn="prod @2 1 2"/>
-                      <v:f eqn="prod @3 21600 pixelWidth"/>
-                      <v:f eqn="prod @3 21600 pixelHeight"/>
-                      <v:f eqn="sum @0 0 1"/>
-                      <v:f eqn="prod @6 1 2"/>
-                      <v:f eqn="prod @7 21600 pixelWidth"/>
-                      <v:f eqn="sum @8 21600 0"/>
-                      <v:f eqn="prod @7 21600 pixelHeight"/>
-                      <v:f eqn="sum @10 21600 0"/>
-                    </v:formulas>
-                    <v:path o:extrusionok="f" gradientshapeok="t" o:connecttype="rect"/>
-                    <o:lock v:ext="edit" aspectratio="t"/>
-                  </v:shapetype>
-                  <v:shape id="_x0000_i15" o:spid="_x0000_s15" type="#_x0000_t75" style="position:absolute;left:42;top:278;width:2172;height:2185;z-index:1;" stroked="false">
-                    <v:imagedata r:id="rId8" o:title=""/>
-                    <o:lock v:ext="edit" rotation="t"/>
-                  </v:shape>
-                  <v:shapetype id="_x0000_t75" coordsize="21600,21600" o:spt="75" o:preferrelative="t" path="m@4@5l@4@11@9@11@9@5xe" filled="f" stroked="f">
-                    <v:stroke joinstyle="miter"/>
-                    <v:formulas>
-                      <v:f eqn="if lineDrawn pixelLineWidth 0"/>
-                      <v:f eqn="sum @0 1 0"/>
-                      <v:f eqn="sum 0 0 @1"/>
-                      <v:f eqn="prod @2 1 2"/>
-                      <v:f eqn="prod @3 21600 pixelWidth"/>
-                      <v:f eqn="prod @3 21600 pixelHeight"/>
-                      <v:f eqn="sum @0 0 1"/>
-                      <v:f eqn="prod @6 1 2"/>
-                      <v:f eqn="prod @7 21600 pixelWidth"/>
-                      <v:f eqn="sum @8 21600 0"/>
-                      <v:f eqn="prod @7 21600 pixelHeight"/>
-                      <v:f eqn="sum @10 21600 0"/>
-                    </v:formulas>
-                    <v:path o:extrusionok="f" gradientshapeok="t" o:connecttype="rect"/>
-                    <o:lock v:ext="edit" aspectratio="t"/>
-                  </v:shapetype>
-                  <v:shape id="_x0000_i16" o:spid="_x0000_s16" type="#_x0000_t75" style="position:absolute;left:0;top:2766;width:2257;height:2182;z-index:1;" stroked="false">
-                    <v:imagedata r:id="rId9" o:title=""/>
-                    <o:lock v:ext="edit" rotation="t"/>
-                  </v:shape>
-                  <v:shapetype id="_x0000_t75" coordsize="21600,21600" o:spt="75" o:preferrelative="t" path="m@4@5l@4@11@9@11@9@5xe" filled="f" stroked="f">
-                    <v:stroke joinstyle="miter"/>
-                    <v:formulas>
-                      <v:f eqn="if lineDrawn pixelLineWidth 0"/>
-                      <v:f eqn="sum @0 1 0"/>
-                      <v:f eqn="sum 0 0 @1"/>
-                      <v:f eqn="prod @2 1 2"/>
-                      <v:f eqn="prod @3 21600 pixelWidth"/>
-                      <v:f eqn="prod @3 21600 pixelHeight"/>
-                      <v:f eqn="sum @0 0 1"/>
-                      <v:f eqn="prod @6 1 2"/>
-                      <v:f eqn="prod @7 21600 pixelWidth"/>
-                      <v:f eqn="sum @8 21600 0"/>
-                      <v:f eqn="prod @7 21600 pixelHeight"/>
-                      <v:f eqn="sum @10 21600 0"/>
-                    </v:formulas>
-                    <v:path o:extrusionok="f" gradientshapeok="t" o:connecttype="rect"/>
-                    <o:lock v:ext="edit" aspectratio="t"/>
-                  </v:shapetype>
-                  <v:shape id="_x0000_i17" o:spid="_x0000_s17" type="#_x0000_t75" style="position:absolute;left:100;top:5446;width:2198;height:1677;z-index:1;" stroked="false">
-                    <v:imagedata r:id="rId10" o:title=""/>
-                    <o:lock v:ext="edit" rotation="t"/>
-                  </v:shape>
-                </v:group>
-                <v:shapetype id="_x0000_t75" coordsize="21600,21600" o:spt="75" o:preferrelative="t" path="m@4@5l@4@11@9@11@9@5xe" filled="f" stroked="f">
-                  <v:stroke joinstyle="miter"/>
-                  <v:formulas>
-                    <v:f eqn="if lineDrawn pixelLineWidth 0"/>
-                    <v:f eqn="sum @0 1 0"/>
-                    <v:f eqn="sum 0 0 @1"/>
-                    <v:f eqn="prod @2 1 2"/>
-                    <v:f eqn="prod @3 21600 pixelWidth"/>
-                    <v:f eqn="prod @3 21600 pixelHeight"/>
-                    <v:f eqn="sum @0 0 1"/>
-                    <v:f eqn="prod @6 1 2"/>
-                    <v:f eqn="prod @7 21600 pixelWidth"/>
-                    <v:f eqn="sum @8 21600 0"/>
-                    <v:f eqn="prod @7 21600 pixelHeight"/>
-                    <v:f eqn="sum @10 21600 0"/>
-                  </v:formulas>
-                  <v:path o:extrusionok="f" gradientshapeok="t" o:connecttype="rect"/>
-                  <o:lock v:ext="edit" aspectratio="t"/>
-                </v:shapetype>
-                <v:shape id="_x0000_i18" o:spid="_x0000_s18" type="#_x0000_t75" style="position:absolute;left:17227;top:20;width:8891;height:8891;z-index:1;" stroked="false">
-                  <v:imagedata r:id="rId11" o:title=""/>
-                  <o:lock v:ext="edit" rotation="t"/>
-                </v:shape>
-                <v:group id="group 19" o:spid="_x0000_s0000" style="position:absolute;left:17973;top:8323;width:8145;height:2800;" coordorigin="0,0" coordsize="8145,2800">
-                  <v:shape id="shape 20" o:spid="_x0000_s20" o:spt="202" type="#_x0000_t202" style="position:absolute;left:835;top:0;width:7309;height:2800;rotation:0;v-text-anchor:top;visibility:visible;" filled="f" stroked="f" strokeweight="0.50pt">
-                    <v:stroke dashstyle="solid"/>
-                    <v:textbox inset="0,0,0,0">
-                      <w:txbxContent>
-                        <w:p>
-                          <w:pPr>
-                            <w:pBdr/>
-                            <w:spacing/>
-                            <w:ind/>
-                            <w:rPr/>
-                          </w:pPr>
-                          <w:r>
-                            <w:rPr>
-                              <w:lang w:val="it-IT"/>
-                            </w:rPr>
-                            <w:t xml:space="preserve">NFC card</w:t>
-                          </w:r>
-                          <w:r/>
-                        </w:p>
-                      </w:txbxContent>
-                    </v:textbox>
-                  </v:shape>
-                  <v:shapetype id="_x0000_t75" coordsize="21600,21600" o:spt="75" o:preferrelative="t" path="m@4@5l@4@11@9@11@9@5xe" filled="f" stroked="f">
-                    <v:stroke joinstyle="miter"/>
-                    <v:formulas>
-                      <v:f eqn="if lineDrawn pixelLineWidth 0"/>
-                      <v:f eqn="sum @0 1 0"/>
-                      <v:f eqn="sum 0 0 @1"/>
-                      <v:f eqn="prod @2 1 2"/>
-                      <v:f eqn="prod @3 21600 pixelWidth"/>
-                      <v:f eqn="prod @3 21600 pixelHeight"/>
-                      <v:f eqn="sum @0 0 1"/>
-                      <v:f eqn="prod @6 1 2"/>
-                      <v:f eqn="prod @7 21600 pixelWidth"/>
-                      <v:f eqn="sum @8 21600 0"/>
-                      <v:f eqn="prod @7 21600 pixelHeight"/>
-                      <v:f eqn="sum @10 21600 0"/>
-                    </v:formulas>
-                    <v:path o:extrusionok="f" gradientshapeok="t" o:connecttype="rect"/>
-                    <o:lock v:ext="edit" aspectratio="t"/>
-                  </v:shapetype>
-                  <v:shape id="_x0000_i21" o:spid="_x0000_s21" type="#_x0000_t75" style="position:absolute;left:0;top:733;width:1236;height:1332;flip:y;z-index:1;" stroked="false">
-                    <v:imagedata r:id="rId12" o:title=""/>
-                    <o:lock v:ext="edit" rotation="t"/>
-                  </v:shape>
-                </v:group>
-              </v:group>
-            </w:pict>
-          </mc:Fallback>
-        </mc:AlternateContent>
+        <w:rPr>
+          <w:rFonts w:ascii="Savoye LET" w:hAnsi="Savoye LET" w:eastAsia="Savoye LET" w:cs="Savoye LET"/>
+        </w:rPr>
       </w:r>
-      <w:r/>
+      <w:r>
+        <w:rPr>
+          <w:rFonts w:ascii="Savoye LET" w:hAnsi="Savoye LET" w:cs="Savoye LET"/>
+        </w:rPr>
+      </w:r>
     </w:p>
     <w:p>
       <w:pPr>
         <w:pBdr/>
         <w:spacing/>
         <w:ind/>
-        <w:rPr/>
-      </w:pPr>
-      <w:r/>
-      <w:r/>
+        <w:rPr>
+          <w:rFonts w:ascii="Carlito" w:hAnsi="Carlito" w:cs="Carlito"/>
+        </w:rPr>
+      </w:pPr>
+      <w:r>
+        <w:rPr>
+          <w:rFonts w:ascii="Carlito" w:hAnsi="Carlito" w:eastAsia="Carlito" w:cs="Carlito"/>
+        </w:rPr>
+      </w:r>
+      <w:r>
+        <w:rPr>
+          <w:rFonts w:ascii="Carlito" w:hAnsi="Carlito" w:eastAsia="Carlito" w:cs="Carlito"/>
+        </w:rPr>
+      </w:r>
     </w:p>
     <w:p>
       <w:pPr>
         <w:pBdr/>
         <w:spacing w:after="0" w:line="20" w:lineRule="exact"/>
         <w:ind/>
-        <w:rPr/>
+        <w:rPr>
+          <w:rFonts w:ascii="Carlito" w:hAnsi="Carlito" w:cs="Carlito"/>
+        </w:rPr>
       </w:pPr>
       <w:r>
+        <w:rPr>
+          <w:rFonts w:ascii="Carlito" w:hAnsi="Carlito" w:eastAsia="Carlito" w:cs="Carlito"/>
+        </w:rPr>
         <mc:AlternateContent>
           <mc:Choice Requires="wpg">
             <w:drawing>
@@ -1242,7 +722,7 @@
                 <wp:extent cx="2879724" cy="1800225"/>
                 <wp:effectExtent l="1587" t="1587" r="1587" b="1587"/>
                 <wp:wrapNone/>
-                <wp:docPr id="3" name="_x0000_s1034" title=""/>
+                <wp:docPr id="2" name="_x0000_s1034" title=""/>
                 <wp:cNvGraphicFramePr/>
                 <a:graphic xmlns:a="http://schemas.openxmlformats.org/drawingml/2006/main">
                   <a:graphicData uri="http://schemas.microsoft.com/office/word/2010/wordprocessingShape">
@@ -1361,10 +841,7 @@
                         <a:noFill/>
                         <a:ln w="3175">
                           <a:solidFill>
-                            <a:schemeClr val="tx1">
-                              <a:lumMod val="50196"/>
-                              <a:lumOff val="49804"/>
-                            </a:schemeClr>
+                            <a:schemeClr val="bg1"/>
                           </a:solidFill>
                           <a:prstDash val="solid"/>
                         </a:ln>
@@ -1383,7 +860,7 @@
           </mc:Choice>
           <mc:Fallback>
             <w:pict>
-              <v:shape id="shape 22" o:spid="_x0000_s22" style="position:absolute;z-index:502788096;o:allowoverlap:true;o:allowincell:true;mso-position-horizontal-relative:page;margin-left:326.79pt;mso-position-horizontal:absolute;mso-position-vertical-relative:page;margin-top:23.96pt;mso-position-vertical:absolute;width:226.75pt;height:141.75pt;mso-wrap-distance-left:9.00pt;mso-wrap-distance-top:0.00pt;mso-wrap-distance-right:9.00pt;mso-wrap-distance-bottom:0.00pt;rotation:0;visibility:visible;" path="m0,1819l0,1819c0,821,821,0,1819,0c1819,0,1819,0,1819,0l98181,0l98181,0c99179,0,100000,821,100000,1819l100000,1819c100000,1819,100000,1819,100000,1819l100000,98181l100000,98181c100000,98181,100000,98181,100000,98181l100000,98181c100000,99179,99179,100000,98181,100000c98181,100000,98181,100000,98181,100000l1819,100000l1819,100000c821,100000,0,99179,0,98181c0,98181,0,98181,0,98181xe" coordsize="100000,100000" filled="f" strokecolor="#7E7E7E" strokeweight="0.25pt">
+              <v:shape id="shape 11" o:spid="_x0000_s11" style="position:absolute;z-index:502788096;o:allowoverlap:true;o:allowincell:true;mso-position-horizontal-relative:page;margin-left:326.79pt;mso-position-horizontal:absolute;mso-position-vertical-relative:page;margin-top:23.96pt;mso-position-vertical:absolute;width:226.75pt;height:141.75pt;mso-wrap-distance-left:9.00pt;mso-wrap-distance-top:0.00pt;mso-wrap-distance-right:9.00pt;mso-wrap-distance-bottom:0.00pt;rotation:0;visibility:visible;" path="m0,1819l0,1819c0,821,821,0,1819,0c1819,0,1819,0,1819,0l98181,0l98181,0c99179,0,100000,821,100000,1819l100000,1819c100000,1819,100000,1819,100000,1819l100000,98181l100000,98181c100000,98181,100000,98181,100000,98181l100000,98181c100000,99179,99179,100000,98181,100000c98181,100000,98181,100000,98181,100000l1819,100000l1819,100000c821,100000,0,99179,0,98181c0,98181,0,98181,0,98181xe" coordsize="100000,100000" filled="f" strokecolor="#FFFFFF" strokeweight="0.25pt">
                 <v:path textboxrect="0,0,100000,100000"/>
                 <v:stroke dashstyle="solid"/>
               </v:shape>
@@ -1392,6 +869,9 @@
         </mc:AlternateContent>
       </w:r>
       <w:r>
+        <w:rPr>
+          <w:rFonts w:ascii="Carlito" w:hAnsi="Carlito" w:eastAsia="Carlito" w:cs="Carlito"/>
+        </w:rPr>
         <mc:AlternateContent>
           <mc:Choice Requires="wpg">
             <w:drawing>
@@ -1406,7 +886,7 @@
                 <wp:extent cx="2879725" cy="1800225"/>
                 <wp:effectExtent l="0" t="0" r="0" b="0"/>
                 <wp:wrapNone/>
-                <wp:docPr id="4" name="_x0000_s1035"/>
+                <wp:docPr id="3" name="_x0000_s1035"/>
                 <wp:cNvGraphicFramePr/>
                 <a:graphic xmlns:a="http://schemas.openxmlformats.org/drawingml/2006/main">
                   <a:graphicData uri="http://schemas.microsoft.com/office/word/2010/wordprocessingShape">
@@ -1547,7 +1027,7 @@
           </mc:Choice>
           <mc:Fallback>
             <w:pict>
-              <v:shape id="shape 23" o:spid="_x0000_s23" style="position:absolute;z-index:502787072;o:allowoverlap:true;o:allowincell:true;mso-position-horizontal-relative:page;margin-left:45.65pt;mso-position-horizontal:absolute;mso-position-vertical-relative:page;margin-top:21.98pt;mso-position-vertical:absolute;width:226.75pt;height:141.75pt;mso-wrap-distance-left:9.00pt;mso-wrap-distance-top:0.00pt;mso-wrap-distance-right:9.00pt;mso-wrap-distance-bottom:0.00pt;visibility:visible;" path="m0,1819l0,1819c0,821,821,0,1819,0c1819,0,1819,0,1819,0l98181,0l98181,0c99179,0,100000,821,100000,1819l100000,1819c100000,1819,100000,1819,100000,1819l100000,98181l100000,98181c100000,98181,100000,98181,100000,98181l100000,98181c100000,99179,99179,100000,98181,100000c98181,100000,98181,100000,98181,100000l1819,100000l1819,100000c821,100000,0,99179,0,98181c0,98181,0,98181,0,98181xe" coordsize="100000,100000" filled="f" strokecolor="#7E7E7E" strokeweight="0.25pt">
+              <v:shape id="shape 12" o:spid="_x0000_s12" style="position:absolute;z-index:502787072;o:allowoverlap:true;o:allowincell:true;mso-position-horizontal-relative:page;margin-left:45.65pt;mso-position-horizontal:absolute;mso-position-vertical-relative:page;margin-top:21.98pt;mso-position-vertical:absolute;width:226.75pt;height:141.75pt;mso-wrap-distance-left:9.00pt;mso-wrap-distance-top:0.00pt;mso-wrap-distance-right:9.00pt;mso-wrap-distance-bottom:0.00pt;visibility:visible;" path="m0,1819l0,1819c0,821,821,0,1819,0c1819,0,1819,0,1819,0l98181,0l98181,0c99179,0,100000,821,100000,1819l100000,1819c100000,1819,100000,1819,100000,1819l100000,98181l100000,98181c100000,98181,100000,98181,100000,98181l100000,98181c100000,99179,99179,100000,98181,100000c98181,100000,98181,100000,98181,100000l1819,100000l1819,100000c821,100000,0,99179,0,98181c0,98181,0,98181,0,98181xe" coordsize="100000,100000" filled="f" strokecolor="#7E7E7E" strokeweight="0.25pt">
                 <v:path textboxrect="0,0,100000,100000"/>
                 <v:stroke dashstyle="solid"/>
               </v:shape>
@@ -1555,37 +1035,71 @@
           </mc:Fallback>
         </mc:AlternateContent>
       </w:r>
-      <w:r/>
+      <w:r>
+        <w:rPr>
+          <w:rFonts w:ascii="Carlito" w:hAnsi="Carlito" w:eastAsia="Carlito" w:cs="Carlito"/>
+        </w:rPr>
+      </w:r>
     </w:p>
     <w:p>
       <w:pPr>
         <w:pBdr/>
         <w:spacing/>
         <w:ind/>
-        <w:rPr/>
-      </w:pPr>
-      <w:r/>
-      <w:r/>
+        <w:rPr>
+          <w:rFonts w:ascii="Carlito" w:hAnsi="Carlito" w:cs="Carlito"/>
+        </w:rPr>
+      </w:pPr>
+      <w:r>
+        <w:rPr>
+          <w:rFonts w:ascii="Carlito" w:hAnsi="Carlito" w:eastAsia="Carlito" w:cs="Carlito"/>
+        </w:rPr>
+      </w:r>
+      <w:r>
+        <w:rPr>
+          <w:rFonts w:ascii="Carlito" w:hAnsi="Carlito" w:eastAsia="Carlito" w:cs="Carlito"/>
+        </w:rPr>
+      </w:r>
     </w:p>
     <w:p>
       <w:pPr>
         <w:pBdr/>
         <w:spacing/>
         <w:ind/>
-        <w:rPr/>
-      </w:pPr>
-      <w:r/>
-      <w:r/>
+        <w:rPr>
+          <w:rFonts w:ascii="Carlito" w:hAnsi="Carlito" w:cs="Carlito"/>
+        </w:rPr>
+      </w:pPr>
+      <w:r>
+        <w:rPr>
+          <w:rFonts w:ascii="Carlito" w:hAnsi="Carlito" w:eastAsia="Carlito" w:cs="Carlito"/>
+        </w:rPr>
+      </w:r>
+      <w:r>
+        <w:rPr>
+          <w:rFonts w:ascii="Carlito" w:hAnsi="Carlito" w:eastAsia="Carlito" w:cs="Carlito"/>
+        </w:rPr>
+      </w:r>
     </w:p>
     <w:p>
       <w:pPr>
         <w:pBdr/>
         <w:spacing/>
         <w:ind/>
-        <w:rPr/>
-      </w:pPr>
-      <w:r/>
-      <w:r/>
+        <w:rPr>
+          <w:rFonts w:ascii="Carlito" w:hAnsi="Carlito" w:cs="Carlito"/>
+        </w:rPr>
+      </w:pPr>
+      <w:r>
+        <w:rPr>
+          <w:rFonts w:ascii="Carlito" w:hAnsi="Carlito" w:eastAsia="Carlito" w:cs="Carlito"/>
+        </w:rPr>
+      </w:r>
+      <w:r>
+        <w:rPr>
+          <w:rFonts w:ascii="Carlito" w:hAnsi="Carlito" w:eastAsia="Carlito" w:cs="Carlito"/>
+        </w:rPr>
+      </w:r>
     </w:p>
     <w:p>
       <w:pPr>
@@ -1593,10 +1107,13 @@
         <w:spacing w:after="0" w:line="20" w:lineRule="exact"/>
         <w:ind/>
         <w:rPr>
-          <w:lang w:val="it-IT"/>
+          <w:rFonts w:ascii="Carlito" w:hAnsi="Carlito" w:cs="Carlito"/>
         </w:rPr>
       </w:pPr>
       <w:r>
+        <w:rPr>
+          <w:rFonts w:ascii="Carlito" w:hAnsi="Carlito" w:eastAsia="Carlito" w:cs="Carlito"/>
+        </w:rPr>
         <mc:AlternateContent>
           <mc:Choice Requires="wpg">
             <w:drawing>
@@ -1611,7 +1128,7 @@
                 <wp:extent cx="2879725" cy="1800225"/>
                 <wp:effectExtent l="0" t="0" r="0" b="0"/>
                 <wp:wrapNone/>
-                <wp:docPr id="5" name="_x0000_s1031"/>
+                <wp:docPr id="4" name="_x0000_s1031"/>
                 <wp:cNvGraphicFramePr/>
                 <a:graphic xmlns:a="http://schemas.openxmlformats.org/drawingml/2006/main">
                   <a:graphicData uri="http://schemas.microsoft.com/office/word/2010/wordprocessingShape">
@@ -1749,7 +1266,7 @@
           </mc:Choice>
           <mc:Fallback>
             <w:pict>
-              <v:shape id="shape 24" o:spid="_x0000_s24" style="position:absolute;z-index:502791168;o:allowoverlap:true;o:allowincell:true;mso-position-horizontal-relative:page;margin-left:45.65pt;mso-position-horizontal:absolute;mso-position-vertical-relative:page;margin-top:343.70pt;mso-position-vertical:absolute;width:226.75pt;height:141.75pt;mso-wrap-distance-left:9.00pt;mso-wrap-distance-top:0.00pt;mso-wrap-distance-right:9.00pt;mso-wrap-distance-bottom:0.00pt;visibility:visible;" path="m0,1819l0,1819c0,821,821,0,1819,0c1819,0,1819,0,1819,0l98181,0l98181,0c99179,0,100000,821,100000,1819l100000,1819c100000,1819,100000,1819,100000,1819l100000,98181l100000,98181c100000,98181,100000,98181,100000,98181l100000,98181c100000,99179,99179,100000,98181,100000c98181,100000,98181,100000,98181,100000l1819,100000l1819,100000c821,100000,0,99179,0,98181c0,98181,0,98181,0,98181xe" coordsize="100000,100000" filled="f" strokecolor="#FFFFFF" strokeweight="0.25pt">
+              <v:shape id="shape 13" o:spid="_x0000_s13" style="position:absolute;z-index:502791168;o:allowoverlap:true;o:allowincell:true;mso-position-horizontal-relative:page;margin-left:45.65pt;mso-position-horizontal:absolute;mso-position-vertical-relative:page;margin-top:343.70pt;mso-position-vertical:absolute;width:226.75pt;height:141.75pt;mso-wrap-distance-left:9.00pt;mso-wrap-distance-top:0.00pt;mso-wrap-distance-right:9.00pt;mso-wrap-distance-bottom:0.00pt;visibility:visible;" path="m0,1819l0,1819c0,821,821,0,1819,0c1819,0,1819,0,1819,0l98181,0l98181,0c99179,0,100000,821,100000,1819l100000,1819c100000,1819,100000,1819,100000,1819l100000,98181l100000,98181c100000,98181,100000,98181,100000,98181l100000,98181c100000,99179,99179,100000,98181,100000c98181,100000,98181,100000,98181,100000l1819,100000l1819,100000c821,100000,0,99179,0,98181c0,98181,0,98181,0,98181xe" coordsize="100000,100000" filled="f" strokecolor="#FFFFFF" strokeweight="0.25pt">
                 <v:path textboxrect="0,0,100000,100000"/>
                 <v:stroke dashstyle="solid"/>
               </v:shape>
@@ -1758,6 +1275,9 @@
         </mc:AlternateContent>
       </w:r>
       <w:r>
+        <w:rPr>
+          <w:rFonts w:ascii="Carlito" w:hAnsi="Carlito" w:eastAsia="Carlito" w:cs="Carlito"/>
+        </w:rPr>
         <mc:AlternateContent>
           <mc:Choice Requires="wpg">
             <w:drawing>
@@ -1772,7 +1292,7 @@
                 <wp:extent cx="2879725" cy="1800225"/>
                 <wp:effectExtent l="0" t="0" r="0" b="0"/>
                 <wp:wrapNone/>
-                <wp:docPr id="6" name="_x0000_s1032"/>
+                <wp:docPr id="5" name="_x0000_s1032"/>
                 <wp:cNvGraphicFramePr/>
                 <a:graphic xmlns:a="http://schemas.openxmlformats.org/drawingml/2006/main">
                   <a:graphicData uri="http://schemas.microsoft.com/office/word/2010/wordprocessingShape">
@@ -1910,7 +1430,7 @@
           </mc:Choice>
           <mc:Fallback>
             <w:pict>
-              <v:shape id="shape 25" o:spid="_x0000_s25" style="position:absolute;z-index:502790144;o:allowoverlap:true;o:allowincell:true;mso-position-horizontal-relative:page;margin-left:326.79pt;mso-position-horizontal:absolute;mso-position-vertical-relative:page;margin-top:185.78pt;mso-position-vertical:absolute;width:226.75pt;height:141.75pt;mso-wrap-distance-left:9.00pt;mso-wrap-distance-top:0.00pt;mso-wrap-distance-right:9.00pt;mso-wrap-distance-bottom:0.00pt;visibility:visible;" path="m0,1819l0,1819c0,821,821,0,1819,0c1819,0,1819,0,1819,0l98181,0l98181,0c99179,0,100000,821,100000,1819l100000,1819c100000,1819,100000,1819,100000,1819l100000,98181l100000,98181c100000,98181,100000,98181,100000,98181l100000,98181c100000,99179,99179,100000,98181,100000c98181,100000,98181,100000,98181,100000l1819,100000l1819,100000c821,100000,0,99179,0,98181c0,98181,0,98181,0,98181xe" coordsize="100000,100000" filled="f" strokecolor="#FFFFFF" strokeweight="0.25pt">
+              <v:shape id="shape 14" o:spid="_x0000_s14" style="position:absolute;z-index:502790144;o:allowoverlap:true;o:allowincell:true;mso-position-horizontal-relative:page;margin-left:326.79pt;mso-position-horizontal:absolute;mso-position-vertical-relative:page;margin-top:185.78pt;mso-position-vertical:absolute;width:226.75pt;height:141.75pt;mso-wrap-distance-left:9.00pt;mso-wrap-distance-top:0.00pt;mso-wrap-distance-right:9.00pt;mso-wrap-distance-bottom:0.00pt;visibility:visible;" path="m0,1819l0,1819c0,821,821,0,1819,0c1819,0,1819,0,1819,0l98181,0l98181,0c99179,0,100000,821,100000,1819l100000,1819c100000,1819,100000,1819,100000,1819l100000,98181l100000,98181c100000,98181,100000,98181,100000,98181l100000,98181c100000,99179,99179,100000,98181,100000c98181,100000,98181,100000,98181,100000l1819,100000l1819,100000c821,100000,0,99179,0,98181c0,98181,0,98181,0,98181xe" coordsize="100000,100000" filled="f" strokecolor="#FFFFFF" strokeweight="0.25pt">
                 <v:path textboxrect="0,0,100000,100000"/>
                 <v:stroke dashstyle="solid"/>
               </v:shape>
@@ -1919,6 +1439,9 @@
         </mc:AlternateContent>
       </w:r>
       <w:r>
+        <w:rPr>
+          <w:rFonts w:ascii="Carlito" w:hAnsi="Carlito" w:eastAsia="Carlito" w:cs="Carlito"/>
+        </w:rPr>
         <mc:AlternateContent>
           <mc:Choice Requires="wpg">
             <w:drawing>
@@ -1933,7 +1456,7 @@
                 <wp:extent cx="2879725" cy="1800225"/>
                 <wp:effectExtent l="0" t="0" r="0" b="0"/>
                 <wp:wrapNone/>
-                <wp:docPr id="7" name="_x0000_s1033"/>
+                <wp:docPr id="6" name="_x0000_s1033"/>
                 <wp:cNvGraphicFramePr/>
                 <a:graphic xmlns:a="http://schemas.openxmlformats.org/drawingml/2006/main">
                   <a:graphicData uri="http://schemas.microsoft.com/office/word/2010/wordprocessingShape">
@@ -2071,7 +1594,7 @@
           </mc:Choice>
           <mc:Fallback>
             <w:pict>
-              <v:shape id="shape 26" o:spid="_x0000_s26" style="position:absolute;z-index:502789120;o:allowoverlap:true;o:allowincell:true;mso-position-horizontal-relative:page;margin-left:45.65pt;mso-position-horizontal:absolute;mso-position-vertical-relative:page;margin-top:185.78pt;mso-position-vertical:absolute;width:226.75pt;height:141.75pt;mso-wrap-distance-left:9.00pt;mso-wrap-distance-top:0.00pt;mso-wrap-distance-right:9.00pt;mso-wrap-distance-bottom:0.00pt;visibility:visible;" path="m0,1819l0,1819c0,821,821,0,1819,0c1819,0,1819,0,1819,0l98181,0l98181,0c99179,0,100000,821,100000,1819l100000,1819c100000,1819,100000,1819,100000,1819l100000,98181l100000,98181c100000,98181,100000,98181,100000,98181l100000,98181c100000,99179,99179,100000,98181,100000c98181,100000,98181,100000,98181,100000l1819,100000l1819,100000c821,100000,0,99179,0,98181c0,98181,0,98181,0,98181xe" coordsize="100000,100000" filled="f" strokecolor="#FFFFFF" strokeweight="0.25pt">
+              <v:shape id="shape 15" o:spid="_x0000_s15" style="position:absolute;z-index:502789120;o:allowoverlap:true;o:allowincell:true;mso-position-horizontal-relative:page;margin-left:45.65pt;mso-position-horizontal:absolute;mso-position-vertical-relative:page;margin-top:185.78pt;mso-position-vertical:absolute;width:226.75pt;height:141.75pt;mso-wrap-distance-left:9.00pt;mso-wrap-distance-top:0.00pt;mso-wrap-distance-right:9.00pt;mso-wrap-distance-bottom:0.00pt;visibility:visible;" path="m0,1819l0,1819c0,821,821,0,1819,0c1819,0,1819,0,1819,0l98181,0l98181,0c99179,0,100000,821,100000,1819l100000,1819c100000,1819,100000,1819,100000,1819l100000,98181l100000,98181c100000,98181,100000,98181,100000,98181l100000,98181c100000,99179,99179,100000,98181,100000c98181,100000,98181,100000,98181,100000l1819,100000l1819,100000c821,100000,0,99179,0,98181c0,98181,0,98181,0,98181xe" coordsize="100000,100000" filled="f" strokecolor="#FFFFFF" strokeweight="0.25pt">
                 <v:path textboxrect="0,0,100000,100000"/>
                 <v:stroke dashstyle="solid"/>
               </v:shape>
@@ -2080,6 +1603,9 @@
         </mc:AlternateContent>
       </w:r>
       <w:r>
+        <w:rPr>
+          <w:rFonts w:ascii="Carlito" w:hAnsi="Carlito" w:eastAsia="Carlito" w:cs="Carlito"/>
+        </w:rPr>
         <mc:AlternateContent>
           <mc:Choice Requires="wpg">
             <w:drawing>
@@ -2094,7 +1620,7 @@
                 <wp:extent cx="2879725" cy="1800225"/>
                 <wp:effectExtent l="0" t="0" r="0" b="0"/>
                 <wp:wrapNone/>
-                <wp:docPr id="8" name="_x0000_s1026"/>
+                <wp:docPr id="7" name="_x0000_s1026"/>
                 <wp:cNvGraphicFramePr/>
                 <a:graphic xmlns:a="http://schemas.openxmlformats.org/drawingml/2006/main">
                   <a:graphicData uri="http://schemas.microsoft.com/office/word/2010/wordprocessingShape">
@@ -2232,7 +1758,7 @@
           </mc:Choice>
           <mc:Fallback>
             <w:pict>
-              <v:shape id="shape 27" o:spid="_x0000_s27" style="position:absolute;z-index:251662336;o:allowoverlap:true;o:allowincell:true;mso-position-horizontal-relative:page;margin-left:324.82pt;mso-position-horizontal:absolute;mso-position-vertical-relative:page;margin-top:671.29pt;mso-position-vertical:absolute;width:226.75pt;height:141.75pt;mso-wrap-distance-left:9.00pt;mso-wrap-distance-top:0.00pt;mso-wrap-distance-right:9.00pt;mso-wrap-distance-bottom:0.00pt;visibility:visible;" path="m0,1819l0,1819c0,821,821,0,1819,0c1819,0,1819,0,1819,0l98181,0l98181,0c99179,0,100000,821,100000,1819l100000,1819c100000,1819,100000,1819,100000,1819l100000,98181l100000,98181c100000,98181,100000,98181,100000,98181l100000,98181c100000,99179,99179,100000,98181,100000c98181,100000,98181,100000,98181,100000l1819,100000l1819,100000c821,100000,0,99179,0,98181c0,98181,0,98181,0,98181xe" coordsize="100000,100000" filled="f" strokecolor="#FFFFFF" strokeweight="0.25pt">
+              <v:shape id="shape 16" o:spid="_x0000_s16" style="position:absolute;z-index:251662336;o:allowoverlap:true;o:allowincell:true;mso-position-horizontal-relative:page;margin-left:324.82pt;mso-position-horizontal:absolute;mso-position-vertical-relative:page;margin-top:671.29pt;mso-position-vertical:absolute;width:226.75pt;height:141.75pt;mso-wrap-distance-left:9.00pt;mso-wrap-distance-top:0.00pt;mso-wrap-distance-right:9.00pt;mso-wrap-distance-bottom:0.00pt;visibility:visible;" path="m0,1819l0,1819c0,821,821,0,1819,0c1819,0,1819,0,1819,0l98181,0l98181,0c99179,0,100000,821,100000,1819l100000,1819c100000,1819,100000,1819,100000,1819l100000,98181l100000,98181c100000,98181,100000,98181,100000,98181l100000,98181c100000,99179,99179,100000,98181,100000c98181,100000,98181,100000,98181,100000l1819,100000l1819,100000c821,100000,0,99179,0,98181c0,98181,0,98181,0,98181xe" coordsize="100000,100000" filled="f" strokecolor="#FFFFFF" strokeweight="0.25pt">
                 <v:path textboxrect="0,0,100000,100000"/>
                 <v:stroke dashstyle="solid"/>
               </v:shape>
@@ -2241,6 +1767,9 @@
         </mc:AlternateContent>
       </w:r>
       <w:r>
+        <w:rPr>
+          <w:rFonts w:ascii="Carlito" w:hAnsi="Carlito" w:eastAsia="Carlito" w:cs="Carlito"/>
+        </w:rPr>
         <mc:AlternateContent>
           <mc:Choice Requires="wpg">
             <w:drawing>
@@ -2255,7 +1784,7 @@
                 <wp:extent cx="2879725" cy="1800225"/>
                 <wp:effectExtent l="0" t="0" r="0" b="0"/>
                 <wp:wrapNone/>
-                <wp:docPr id="9" name="_x0000_s1027"/>
+                <wp:docPr id="8" name="_x0000_s1027"/>
                 <wp:cNvGraphicFramePr/>
                 <a:graphic xmlns:a="http://schemas.openxmlformats.org/drawingml/2006/main">
                   <a:graphicData uri="http://schemas.microsoft.com/office/word/2010/wordprocessingShape">
@@ -2393,7 +1922,7 @@
           </mc:Choice>
           <mc:Fallback>
             <w:pict>
-              <v:shape id="shape 28" o:spid="_x0000_s28" style="position:absolute;z-index:251661312;o:allowoverlap:true;o:allowincell:true;mso-position-horizontal-relative:page;margin-left:45.65pt;mso-position-horizontal:absolute;mso-position-vertical-relative:page;margin-top:669.32pt;mso-position-vertical:absolute;width:226.75pt;height:141.75pt;mso-wrap-distance-left:9.00pt;mso-wrap-distance-top:0.00pt;mso-wrap-distance-right:9.00pt;mso-wrap-distance-bottom:0.00pt;visibility:visible;" path="m0,1819l0,1819c0,821,821,0,1819,0c1819,0,1819,0,1819,0l98181,0l98181,0c99179,0,100000,821,100000,1819l100000,1819c100000,1819,100000,1819,100000,1819l100000,98181l100000,98181c100000,98181,100000,98181,100000,98181l100000,98181c100000,99179,99179,100000,98181,100000c98181,100000,98181,100000,98181,100000l1819,100000l1819,100000c821,100000,0,99179,0,98181c0,98181,0,98181,0,98181xe" coordsize="100000,100000" filled="f" strokecolor="#FFFFFF" strokeweight="0.25pt">
+              <v:shape id="shape 17" o:spid="_x0000_s17" style="position:absolute;z-index:251661312;o:allowoverlap:true;o:allowincell:true;mso-position-horizontal-relative:page;margin-left:45.65pt;mso-position-horizontal:absolute;mso-position-vertical-relative:page;margin-top:669.32pt;mso-position-vertical:absolute;width:226.75pt;height:141.75pt;mso-wrap-distance-left:9.00pt;mso-wrap-distance-top:0.00pt;mso-wrap-distance-right:9.00pt;mso-wrap-distance-bottom:0.00pt;visibility:visible;" path="m0,1819l0,1819c0,821,821,0,1819,0c1819,0,1819,0,1819,0l98181,0l98181,0c99179,0,100000,821,100000,1819l100000,1819c100000,1819,100000,1819,100000,1819l100000,98181l100000,98181c100000,98181,100000,98181,100000,98181l100000,98181c100000,99179,99179,100000,98181,100000c98181,100000,98181,100000,98181,100000l1819,100000l1819,100000c821,100000,0,99179,0,98181c0,98181,0,98181,0,98181xe" coordsize="100000,100000" filled="f" strokecolor="#FFFFFF" strokeweight="0.25pt">
                 <v:path textboxrect="0,0,100000,100000"/>
                 <v:stroke dashstyle="solid"/>
               </v:shape>
@@ -2402,6 +1931,9 @@
         </mc:AlternateContent>
       </w:r>
       <w:r>
+        <w:rPr>
+          <w:rFonts w:ascii="Carlito" w:hAnsi="Carlito" w:eastAsia="Carlito" w:cs="Carlito"/>
+        </w:rPr>
         <mc:AlternateContent>
           <mc:Choice Requires="wpg">
             <w:drawing>
@@ -2416,7 +1948,7 @@
                 <wp:extent cx="2879725" cy="1800225"/>
                 <wp:effectExtent l="0" t="0" r="0" b="0"/>
                 <wp:wrapNone/>
-                <wp:docPr id="10" name="_x0000_s1028"/>
+                <wp:docPr id="9" name="_x0000_s1028"/>
                 <wp:cNvGraphicFramePr/>
                 <a:graphic xmlns:a="http://schemas.openxmlformats.org/drawingml/2006/main">
                   <a:graphicData uri="http://schemas.microsoft.com/office/word/2010/wordprocessingShape">
@@ -2554,7 +2086,7 @@
           </mc:Choice>
           <mc:Fallback>
             <w:pict>
-              <v:shape id="shape 29" o:spid="_x0000_s29" style="position:absolute;z-index:251660288;o:allowoverlap:true;o:allowincell:true;mso-position-horizontal-relative:page;margin-left:326.79pt;mso-position-horizontal:absolute;mso-position-vertical-relative:page;margin-top:507.50pt;mso-position-vertical:absolute;width:226.75pt;height:141.75pt;mso-wrap-distance-left:9.00pt;mso-wrap-distance-top:0.00pt;mso-wrap-distance-right:9.00pt;mso-wrap-distance-bottom:0.00pt;visibility:visible;" path="m0,1819l0,1819c0,821,821,0,1819,0c1819,0,1819,0,1819,0l98181,0l98181,0c99179,0,100000,821,100000,1819l100000,1819c100000,1819,100000,1819,100000,1819l100000,98181l100000,98181c100000,98181,100000,98181,100000,98181l100000,98181c100000,99179,99179,100000,98181,100000c98181,100000,98181,100000,98181,100000l1819,100000l1819,100000c821,100000,0,99179,0,98181c0,98181,0,98181,0,98181xe" coordsize="100000,100000" filled="f" strokecolor="#FFFFFF" strokeweight="0.25pt">
+              <v:shape id="shape 18" o:spid="_x0000_s18" style="position:absolute;z-index:251660288;o:allowoverlap:true;o:allowincell:true;mso-position-horizontal-relative:page;margin-left:326.79pt;mso-position-horizontal:absolute;mso-position-vertical-relative:page;margin-top:507.50pt;mso-position-vertical:absolute;width:226.75pt;height:141.75pt;mso-wrap-distance-left:9.00pt;mso-wrap-distance-top:0.00pt;mso-wrap-distance-right:9.00pt;mso-wrap-distance-bottom:0.00pt;visibility:visible;" path="m0,1819l0,1819c0,821,821,0,1819,0c1819,0,1819,0,1819,0l98181,0l98181,0c99179,0,100000,821,100000,1819l100000,1819c100000,1819,100000,1819,100000,1819l100000,98181l100000,98181c100000,98181,100000,98181,100000,98181l100000,98181c100000,99179,99179,100000,98181,100000c98181,100000,98181,100000,98181,100000l1819,100000l1819,100000c821,100000,0,99179,0,98181c0,98181,0,98181,0,98181xe" coordsize="100000,100000" filled="f" strokecolor="#FFFFFF" strokeweight="0.25pt">
                 <v:path textboxrect="0,0,100000,100000"/>
                 <v:stroke dashstyle="solid"/>
               </v:shape>
@@ -2563,6 +2095,9 @@
         </mc:AlternateContent>
       </w:r>
       <w:r>
+        <w:rPr>
+          <w:rFonts w:ascii="Carlito" w:hAnsi="Carlito" w:eastAsia="Carlito" w:cs="Carlito"/>
+        </w:rPr>
         <mc:AlternateContent>
           <mc:Choice Requires="wpg">
             <w:drawing>
@@ -2577,7 +2112,7 @@
                 <wp:extent cx="2879725" cy="1800225"/>
                 <wp:effectExtent l="0" t="0" r="0" b="0"/>
                 <wp:wrapNone/>
-                <wp:docPr id="11" name="_x0000_s1029"/>
+                <wp:docPr id="10" name="_x0000_s1029"/>
                 <wp:cNvGraphicFramePr/>
                 <a:graphic xmlns:a="http://schemas.openxmlformats.org/drawingml/2006/main">
                   <a:graphicData uri="http://schemas.microsoft.com/office/word/2010/wordprocessingShape">
@@ -2715,7 +2250,7 @@
           </mc:Choice>
           <mc:Fallback>
             <w:pict>
-              <v:shape id="shape 30" o:spid="_x0000_s30" style="position:absolute;z-index:251659264;o:allowoverlap:true;o:allowincell:true;mso-position-horizontal-relative:page;margin-left:45.65pt;mso-position-horizontal:absolute;mso-position-vertical-relative:page;margin-top:507.50pt;mso-position-vertical:absolute;width:226.75pt;height:141.75pt;mso-wrap-distance-left:9.00pt;mso-wrap-distance-top:0.00pt;mso-wrap-distance-right:9.00pt;mso-wrap-distance-bottom:0.00pt;visibility:visible;" path="m0,1819l0,1819c0,821,821,0,1819,0c1819,0,1819,0,1819,0l98181,0l98181,0c99179,0,100000,821,100000,1819l100000,1819c100000,1819,100000,1819,100000,1819l100000,98181l100000,98181c100000,98181,100000,98181,100000,98181l100000,98181c100000,99179,99179,100000,98181,100000c98181,100000,98181,100000,98181,100000l1819,100000l1819,100000c821,100000,0,99179,0,98181c0,98181,0,98181,0,98181xe" coordsize="100000,100000" filled="f" strokecolor="#FFFFFF" strokeweight="0.25pt">
+              <v:shape id="shape 19" o:spid="_x0000_s19" style="position:absolute;z-index:251659264;o:allowoverlap:true;o:allowincell:true;mso-position-horizontal-relative:page;margin-left:45.65pt;mso-position-horizontal:absolute;mso-position-vertical-relative:page;margin-top:507.50pt;mso-position-vertical:absolute;width:226.75pt;height:141.75pt;mso-wrap-distance-left:9.00pt;mso-wrap-distance-top:0.00pt;mso-wrap-distance-right:9.00pt;mso-wrap-distance-bottom:0.00pt;visibility:visible;" path="m0,1819l0,1819c0,821,821,0,1819,0c1819,0,1819,0,1819,0l98181,0l98181,0c99179,0,100000,821,100000,1819l100000,1819c100000,1819,100000,1819,100000,1819l100000,98181l100000,98181c100000,98181,100000,98181,100000,98181l100000,98181c100000,99179,99179,100000,98181,100000c98181,100000,98181,100000,98181,100000l1819,100000l1819,100000c821,100000,0,99179,0,98181c0,98181,0,98181,0,98181xe" coordsize="100000,100000" filled="f" strokecolor="#FFFFFF" strokeweight="0.25pt">
                 <v:path textboxrect="0,0,100000,100000"/>
                 <v:stroke dashstyle="solid"/>
               </v:shape>
@@ -2724,6 +2259,9 @@
         </mc:AlternateContent>
       </w:r>
       <w:r>
+        <w:rPr>
+          <w:rFonts w:ascii="Carlito" w:hAnsi="Carlito" w:eastAsia="Carlito" w:cs="Carlito"/>
+        </w:rPr>
         <mc:AlternateContent>
           <mc:Choice Requires="wpg">
             <w:drawing>
@@ -2738,7 +2276,7 @@
                 <wp:extent cx="2879725" cy="1800225"/>
                 <wp:effectExtent l="0" t="0" r="0" b="0"/>
                 <wp:wrapNone/>
-                <wp:docPr id="12" name="_x0000_s1030"/>
+                <wp:docPr id="11" name="_x0000_s1030"/>
                 <wp:cNvGraphicFramePr/>
                 <a:graphic xmlns:a="http://schemas.openxmlformats.org/drawingml/2006/main">
                   <a:graphicData uri="http://schemas.microsoft.com/office/word/2010/wordprocessingShape">
@@ -2876,7 +2414,7 @@
           </mc:Choice>
           <mc:Fallback>
             <w:pict>
-              <v:shape id="shape 31" o:spid="_x0000_s31" style="position:absolute;z-index:251658240;o:allowoverlap:true;o:allowincell:true;mso-position-horizontal-relative:page;margin-left:326.79pt;mso-position-horizontal:absolute;mso-position-vertical-relative:page;margin-top:343.70pt;mso-position-vertical:absolute;width:226.75pt;height:141.75pt;mso-wrap-distance-left:9.00pt;mso-wrap-distance-top:0.00pt;mso-wrap-distance-right:9.00pt;mso-wrap-distance-bottom:0.00pt;visibility:visible;" path="m0,1819l0,1819c0,821,821,0,1819,0c1819,0,1819,0,1819,0l98181,0l98181,0c99179,0,100000,821,100000,1819l100000,1819c100000,1819,100000,1819,100000,1819l100000,98181l100000,98181c100000,98181,100000,98181,100000,98181l100000,98181c100000,99179,99179,100000,98181,100000c98181,100000,98181,100000,98181,100000l1819,100000l1819,100000c821,100000,0,99179,0,98181c0,98181,0,98181,0,98181xe" coordsize="100000,100000" filled="f" strokecolor="#FFFFFF" strokeweight="0.25pt">
+              <v:shape id="shape 20" o:spid="_x0000_s20" style="position:absolute;z-index:251658240;o:allowoverlap:true;o:allowincell:true;mso-position-horizontal-relative:page;margin-left:326.79pt;mso-position-horizontal:absolute;mso-position-vertical-relative:page;margin-top:343.70pt;mso-position-vertical:absolute;width:226.75pt;height:141.75pt;mso-wrap-distance-left:9.00pt;mso-wrap-distance-top:0.00pt;mso-wrap-distance-right:9.00pt;mso-wrap-distance-bottom:0.00pt;visibility:visible;" path="m0,1819l0,1819c0,821,821,0,1819,0c1819,0,1819,0,1819,0l98181,0l98181,0c99179,0,100000,821,100000,1819l100000,1819c100000,1819,100000,1819,100000,1819l100000,98181l100000,98181c100000,98181,100000,98181,100000,98181l100000,98181c100000,99179,99179,100000,98181,100000c98181,100000,98181,100000,98181,100000l1819,100000l1819,100000c821,100000,0,99179,0,98181c0,98181,0,98181,0,98181xe" coordsize="100000,100000" filled="f" strokecolor="#FFFFFF" strokeweight="0.25pt">
                 <v:path textboxrect="0,0,100000,100000"/>
                 <v:stroke dashstyle="solid"/>
               </v:shape>
@@ -2886,11 +2424,13 @@
       </w:r>
       <w:r>
         <w:rPr>
+          <w:rFonts w:ascii="Carlito" w:hAnsi="Carlito" w:eastAsia="Carlito" w:cs="Carlito"/>
           <w:lang w:val="it-IT"/>
         </w:rPr>
       </w:r>
       <w:r>
         <w:rPr>
+          <w:rFonts w:ascii="Carlito" w:hAnsi="Carlito" w:eastAsia="Carlito" w:cs="Carlito"/>
           <w:lang w:val="it-IT"/>
         </w:rPr>
       </w:r>

--- a/LAYOUT TESSERE.docx
+++ b/LAYOUT TESSERE.docx
@@ -17,29 +17,6 @@
         </w:rPr>
       </w:r>
       <w:r>
-        <w:rPr>
-          <w:rFonts w:ascii="Carlito" w:hAnsi="Carlito" w:eastAsia="Carlito" w:cs="Carlito"/>
-        </w:rPr>
-      </w:r>
-      <w:r>
-        <w:rPr>
-          <w:rFonts w:ascii="Carlito" w:hAnsi="Carlito" w:eastAsia="Carlito" w:cs="Carlito"/>
-        </w:rPr>
-      </w:r>
-    </w:p>
-    <w:p>
-      <w:pPr>
-        <w:pBdr/>
-        <w:spacing/>
-        <w:ind/>
-        <w:rPr>
-          <w:rFonts w:ascii="Carlito" w:hAnsi="Carlito" w:cs="Carlito"/>
-        </w:rPr>
-      </w:pPr>
-      <w:r>
-        <w:rPr>
-          <w:rFonts w:ascii="Carlito" w:hAnsi="Carlito" w:eastAsia="Carlito" w:cs="Carlito"/>
-        </w:rPr>
         <mc:AlternateContent>
           <mc:Choice Requires="wpg">
             <w:drawing>
@@ -49,7 +26,7 @@
                   <wp:posOffset>655766</wp:posOffset>
                 </wp:positionH>
                 <wp:positionV relativeFrom="page">
-                  <wp:posOffset>367466</wp:posOffset>
+                  <wp:posOffset>364247</wp:posOffset>
                 </wp:positionV>
                 <wp:extent cx="2766078" cy="1610053"/>
                 <wp:effectExtent l="0" t="0" r="0" b="0"/>
@@ -69,7 +46,7 @@
                         </a:xfrm>
                       </wpg:grpSpPr>
                       <wps:wsp>
-                        <wps:cNvPr id="1875548023" name=""/>
+                        <wps:cNvPr id="44155112" name=""/>
                         <wps:cNvSpPr txBox="1"/>
                         <wps:spPr bwMode="auto">
                           <a:xfrm rot="0" flipH="0" flipV="0">
@@ -97,7 +74,7 @@
                                 <w:spacing/>
                                 <w:ind/>
                                 <w:rPr>
-                                  <w:rFonts w:ascii="Asana" w:hAnsi="Asana" w:cs="Asana"/>
+                                  <w:rFonts w:ascii="Apple Braille" w:hAnsi="Apple Braille" w:cs="Apple Braille"/>
                                   <w:color w:val="c00000"/>
                                   <w:sz w:val="40"/>
                                   <w:szCs w:val="40"/>
@@ -105,7 +82,7 @@
                               </w:pPr>
                               <w:r>
                                 <w:rPr>
-                                  <w:rFonts w:ascii="Asana" w:hAnsi="Asana" w:eastAsia="Asana" w:cs="Asana"/>
+                                  <w:rFonts w:ascii="Apple Braille" w:hAnsi="Apple Braille" w:eastAsia="Apple Braille" w:cs="Apple Braille"/>
                                   <w:color w:val="c00000"/>
                                   <w:sz w:val="40"/>
                                   <w:szCs w:val="40"/>
@@ -117,7 +94,7 @@
                               </w:r>
                               <w:r>
                                 <w:rPr>
-                                  <w:rFonts w:ascii="Asana" w:hAnsi="Asana" w:eastAsia="Asana" w:cs="Asana"/>
+                                  <w:rFonts w:ascii="Apple Braille" w:hAnsi="Apple Braille" w:eastAsia="Apple Braille" w:cs="Apple Braille"/>
                                   <w:color w:val="c00000"/>
                                   <w:sz w:val="40"/>
                                   <w:szCs w:val="40"/>
@@ -125,7 +102,15 @@
                               </w:r>
                               <w:r>
                                 <w:rPr>
-                                  <w:rFonts w:ascii="Asana" w:hAnsi="Asana" w:eastAsia="Asana" w:cs="Asana"/>
+                                  <w:rFonts w:ascii="Apple Braille" w:hAnsi="Apple Braille" w:eastAsia="Apple Braille" w:cs="Apple Braille"/>
+                                  <w:color w:val="c00000"/>
+                                  <w:sz w:val="40"/>
+                                  <w:szCs w:val="40"/>
+                                </w:rPr>
+                              </w:r>
+                              <w:r>
+                                <w:rPr>
+                                  <w:rFonts w:ascii="Apple Braille" w:hAnsi="Apple Braille" w:cs="Apple Braille"/>
                                   <w:color w:val="c00000"/>
                                   <w:sz w:val="40"/>
                                   <w:szCs w:val="40"/>
@@ -140,18 +125,18 @@
                         <wpg:cNvGrpSpPr/>
                         <wpg:grpSpPr bwMode="auto">
                           <a:xfrm>
-                            <a:off x="65393" y="838527"/>
-                            <a:ext cx="2700684" cy="771525"/>
+                            <a:off x="114661" y="838527"/>
+                            <a:ext cx="2651416" cy="771525"/>
                             <a:chOff x="0" y="0"/>
-                            <a:chExt cx="2700684" cy="771525"/>
+                            <a:chExt cx="2651416" cy="771525"/>
                           </a:xfrm>
                         </wpg:grpSpPr>
                         <wps:wsp>
-                          <wps:cNvPr id="1634143870" name=""/>
+                          <wps:cNvPr id="383941415" name=""/>
                           <wps:cNvSpPr txBox="1"/>
                           <wps:spPr bwMode="auto">
                             <a:xfrm rot="0" flipH="0" flipV="0">
-                              <a:off x="221670" y="0"/>
+                              <a:off x="172402" y="0"/>
                               <a:ext cx="2479014" cy="771525"/>
                             </a:xfrm>
                             <a:prstGeom prst="rect">
@@ -172,12 +157,17 @@
                                   <w:spacing w:line="353" w:lineRule="auto"/>
                                   <w:ind/>
                                   <w:rPr>
+                                    <w:rFonts w:ascii="Apple Braille" w:hAnsi="Apple Braille" w:cs="Apple Braille"/>
+                                    <w:sz w:val="20"/>
+                                    <w:szCs w:val="20"/>
                                     <w:highlight w:val="none"/>
-                                    <w:lang w:val="it-IT"/>
                                   </w:rPr>
                                 </w:pPr>
                                 <w:r>
                                   <w:rPr>
+                                    <w:rFonts w:ascii="Apple Braille" w:hAnsi="Apple Braille" w:eastAsia="Apple Braille" w:cs="Apple Braille"/>
+                                    <w:sz w:val="20"/>
+                                    <w:szCs w:val="20"/>
                                     <w:lang w:val="it-IT"/>
                                   </w:rPr>
                                   <w:t xml:space="preserve">Nicolò Santangelo</w:t>
@@ -185,12 +175,18 @@
                                 </w:r>
                                 <w:r>
                                   <w:rPr>
+                                    <w:rFonts w:ascii="Apple Braille" w:hAnsi="Apple Braille" w:eastAsia="Apple Braille" w:cs="Apple Braille"/>
+                                    <w:sz w:val="20"/>
+                                    <w:szCs w:val="20"/>
                                     <w:lang w:val="it-IT"/>
                                   </w:rPr>
                                   <w:t xml:space="preserve">Start builder and business development</w:t>
                                 </w:r>
                                 <w:r>
                                   <w:rPr>
+                                    <w:rFonts w:ascii="Apple Braille" w:hAnsi="Apple Braille" w:eastAsia="Apple Braille" w:cs="Apple Braille"/>
+                                    <w:sz w:val="20"/>
+                                    <w:szCs w:val="20"/>
                                     <w:lang w:val="it-IT"/>
                                   </w:rPr>
                                   <w:br/>
@@ -198,26 +194,46 @@
                                 </w:r>
                                 <w:r>
                                   <w:rPr>
+                                    <w:rFonts w:ascii="Apple Braille" w:hAnsi="Apple Braille" w:eastAsia="Apple Braille" w:cs="Apple Braille"/>
+                                    <w:sz w:val="20"/>
+                                    <w:szCs w:val="20"/>
                                     <w:lang w:val="it-IT"/>
                                   </w:rPr>
                                   <w:t xml:space="preserve">@</w:t>
                                 </w:r>
                                 <w:r>
                                   <w:rPr>
+                                    <w:rFonts w:ascii="Apple Braille" w:hAnsi="Apple Braille" w:eastAsia="Apple Braille" w:cs="Apple Braille"/>
+                                    <w:sz w:val="20"/>
+                                    <w:szCs w:val="20"/>
                                     <w:lang w:val="it-IT"/>
                                   </w:rPr>
                                   <w:t xml:space="preserve">beebad.com</w:t>
                                 </w:r>
                                 <w:r>
                                   <w:rPr>
+                                    <w:rFonts w:ascii="Apple Braille" w:hAnsi="Apple Braille" w:eastAsia="Apple Braille" w:cs="Apple Braille"/>
+                                    <w:sz w:val="20"/>
+                                    <w:szCs w:val="20"/>
                                     <w:highlight w:val="none"/>
                                     <w:lang w:val="it-IT"/>
                                   </w:rPr>
                                 </w:r>
                                 <w:r>
                                   <w:rPr>
+                                    <w:rFonts w:ascii="Apple Braille" w:hAnsi="Apple Braille" w:eastAsia="Apple Braille" w:cs="Apple Braille"/>
+                                    <w:sz w:val="20"/>
+                                    <w:szCs w:val="20"/>
                                     <w:highlight w:val="none"/>
                                     <w:lang w:val="it-IT"/>
+                                  </w:rPr>
+                                </w:r>
+                                <w:r>
+                                  <w:rPr>
+                                    <w:rFonts w:ascii="Apple Braille" w:hAnsi="Apple Braille" w:cs="Apple Braille"/>
+                                    <w:sz w:val="20"/>
+                                    <w:szCs w:val="20"/>
+                                    <w:highlight w:val="none"/>
                                   </w:rPr>
                                 </w:r>
                               </w:p>
@@ -227,7 +243,7 @@
                         </wps:wsp>
                         <pic:pic xmlns:pic="http://schemas.openxmlformats.org/drawingml/2006/picture">
                           <pic:nvPicPr>
-                            <pic:cNvPr id="657239048" name=""/>
+                            <pic:cNvPr id="231398972" name=""/>
                             <pic:cNvPicPr>
                               <a:picLocks noChangeAspect="1"/>
                             </pic:cNvPicPr>
@@ -239,8 +255,8 @@
                           </pic:blipFill>
                           <pic:spPr bwMode="auto">
                             <a:xfrm flipH="0" flipV="0">
-                              <a:off x="4217" y="27874"/>
-                              <a:ext cx="217287" cy="218520"/>
+                              <a:off x="4217" y="44297"/>
+                              <a:ext cx="171601" cy="172575"/>
                             </a:xfrm>
                             <a:prstGeom prst="rect">
                               <a:avLst/>
@@ -249,7 +265,7 @@
                         </pic:pic>
                         <pic:pic xmlns:pic="http://schemas.openxmlformats.org/drawingml/2006/picture">
                           <pic:nvPicPr>
-                            <pic:cNvPr id="1355304951" name=""/>
+                            <pic:cNvPr id="1540728750" name=""/>
                             <pic:cNvPicPr>
                               <a:picLocks noChangeAspect="1"/>
                             </pic:cNvPicPr>
@@ -261,8 +277,8 @@
                           </pic:blipFill>
                           <pic:spPr bwMode="auto">
                             <a:xfrm flipH="0" flipV="0">
-                              <a:off x="0" y="276660"/>
-                              <a:ext cx="225724" cy="218200"/>
+                              <a:off x="0" y="293082"/>
+                              <a:ext cx="166935" cy="161371"/>
                             </a:xfrm>
                             <a:prstGeom prst="rect">
                               <a:avLst/>
@@ -271,7 +287,7 @@
                         </pic:pic>
                         <pic:pic xmlns:pic="http://schemas.openxmlformats.org/drawingml/2006/picture">
                           <pic:nvPicPr>
-                            <pic:cNvPr id="1447886858" name=""/>
+                            <pic:cNvPr id="461458525" name=""/>
                             <pic:cNvPicPr>
                               <a:picLocks noChangeAspect="1"/>
                             </pic:cNvPicPr>
@@ -283,8 +299,8 @@
                           </pic:blipFill>
                           <pic:spPr bwMode="auto">
                             <a:xfrm flipH="0" flipV="0">
-                              <a:off x="10073" y="544635"/>
-                              <a:ext cx="219870" cy="167760"/>
+                              <a:off x="10073" y="528212"/>
+                              <a:ext cx="149323" cy="113933"/>
                             </a:xfrm>
                             <a:prstGeom prst="rect">
                               <a:avLst/>
@@ -294,7 +310,7 @@
                       </wpg:grpSp>
                       <pic:pic xmlns:pic="http://schemas.openxmlformats.org/drawingml/2006/picture">
                         <pic:nvPicPr>
-                          <pic:cNvPr id="1276992881" name=""/>
+                          <pic:cNvPr id="1917802808" name=""/>
                           <pic:cNvPicPr>
                             <a:picLocks noChangeAspect="1"/>
                           </pic:cNvPicPr>
@@ -307,7 +323,7 @@
                         <pic:spPr bwMode="auto">
                           <a:xfrm flipH="0" flipV="0">
                             <a:off x="1722744" y="2010"/>
-                            <a:ext cx="889124" cy="889124"/>
+                            <a:ext cx="889123" cy="889123"/>
                           </a:xfrm>
                           <a:prstGeom prst="rect">
                             <a:avLst/>
@@ -325,12 +341,12 @@
                           </a:xfrm>
                         </wpg:grpSpPr>
                         <wps:wsp>
-                          <wps:cNvPr id="1601431682" name=""/>
+                          <wps:cNvPr id="853441435" name=""/>
                           <wps:cNvSpPr txBox="1"/>
                           <wps:spPr bwMode="auto">
                             <a:xfrm rot="0" flipH="0" flipV="0">
                               <a:off x="83565" y="0"/>
-                              <a:ext cx="730962" cy="280037"/>
+                              <a:ext cx="730962" cy="280036"/>
                             </a:xfrm>
                             <a:prstGeom prst="rect">
                               <a:avLst/>
@@ -357,6 +373,7 @@
                                   <w:t xml:space="preserve">NFC card</w:t>
                                 </w:r>
                                 <w:r/>
+                                <w:r/>
                               </w:p>
                             </w:txbxContent>
                           </wps:txbx>
@@ -364,7 +381,7 @@
                         </wps:wsp>
                         <pic:pic xmlns:pic="http://schemas.openxmlformats.org/drawingml/2006/picture">
                           <pic:nvPicPr>
-                            <pic:cNvPr id="912139006" name=""/>
+                            <pic:cNvPr id="1029406495" name=""/>
                             <pic:cNvPicPr>
                               <a:picLocks noChangeAspect="1"/>
                             </pic:cNvPicPr>
@@ -377,7 +394,7 @@
                           <pic:spPr bwMode="auto">
                             <a:xfrm flipH="0" flipV="1">
                               <a:off x="0" y="73368"/>
-                              <a:ext cx="123601" cy="133296"/>
+                              <a:ext cx="123600" cy="133295"/>
                             </a:xfrm>
                             <a:prstGeom prst="rect">
                               <a:avLst/>
@@ -393,7 +410,7 @@
           </mc:Choice>
           <mc:Fallback>
             <w:pict>
-              <v:group id="group 0" o:spid="_x0000_s0000" style="position:absolute;z-index:502935552;o:allowoverlap:true;o:allowincell:true;mso-position-horizontal-relative:page;margin-left:51.64pt;mso-position-horizontal:absolute;mso-position-vertical-relative:page;margin-top:28.93pt;mso-position-vertical:absolute;width:217.80pt;height:126.78pt;mso-wrap-distance-left:0.00pt;mso-wrap-distance-top:0.00pt;mso-wrap-distance-right:0.00pt;mso-wrap-distance-bottom:0.00pt;rotation:0;" coordorigin="0,0" coordsize="27660,16100">
+              <v:group id="group 0" o:spid="_x0000_s0000" style="position:absolute;z-index:502935552;o:allowoverlap:true;o:allowincell:true;mso-position-horizontal-relative:page;margin-left:51.64pt;mso-position-horizontal:absolute;mso-position-vertical-relative:page;margin-top:28.68pt;mso-position-vertical:absolute;width:217.80pt;height:126.78pt;mso-wrap-distance-left:0.00pt;mso-wrap-distance-top:0.00pt;mso-wrap-distance-right:0.00pt;mso-wrap-distance-bottom:0.00pt;rotation:0;" coordorigin="0,0" coordsize="27660,16100">
                 <v:shape id="shape 1" o:spid="_x0000_s1" o:spt="202" type="#_x0000_t202" style="position:absolute;left:0;top:0;width:16597;height:8217;rotation:0;v-text-anchor:top;visibility:visible;" fillcolor="#FFFFFF" strokecolor="#FFFFFF" strokeweight="0.50pt">
                   <v:stroke dashstyle="solid"/>
                   <v:textbox inset="0,0,0,0">
@@ -404,7 +421,7 @@
                           <w:spacing/>
                           <w:ind/>
                           <w:rPr>
-                            <w:rFonts w:ascii="Asana" w:hAnsi="Asana" w:cs="Asana"/>
+                            <w:rFonts w:ascii="Apple Braille" w:hAnsi="Apple Braille" w:cs="Apple Braille"/>
                             <w:color w:val="c00000"/>
                             <w:sz w:val="40"/>
                             <w:szCs w:val="40"/>
@@ -412,7 +429,7 @@
                         </w:pPr>
                         <w:r>
                           <w:rPr>
-                            <w:rFonts w:ascii="Asana" w:hAnsi="Asana" w:eastAsia="Asana" w:cs="Asana"/>
+                            <w:rFonts w:ascii="Apple Braille" w:hAnsi="Apple Braille" w:eastAsia="Apple Braille" w:cs="Apple Braille"/>
                             <w:color w:val="c00000"/>
                             <w:sz w:val="40"/>
                             <w:szCs w:val="40"/>
@@ -424,7 +441,7 @@
                         </w:r>
                         <w:r>
                           <w:rPr>
-                            <w:rFonts w:ascii="Asana" w:hAnsi="Asana" w:eastAsia="Asana" w:cs="Asana"/>
+                            <w:rFonts w:ascii="Apple Braille" w:hAnsi="Apple Braille" w:eastAsia="Apple Braille" w:cs="Apple Braille"/>
                             <w:color w:val="c00000"/>
                             <w:sz w:val="40"/>
                             <w:szCs w:val="40"/>
@@ -432,7 +449,15 @@
                         </w:r>
                         <w:r>
                           <w:rPr>
-                            <w:rFonts w:ascii="Asana" w:hAnsi="Asana" w:eastAsia="Asana" w:cs="Asana"/>
+                            <w:rFonts w:ascii="Apple Braille" w:hAnsi="Apple Braille" w:eastAsia="Apple Braille" w:cs="Apple Braille"/>
+                            <w:color w:val="c00000"/>
+                            <w:sz w:val="40"/>
+                            <w:szCs w:val="40"/>
+                          </w:rPr>
+                        </w:r>
+                        <w:r>
+                          <w:rPr>
+                            <w:rFonts w:ascii="Apple Braille" w:hAnsi="Apple Braille" w:cs="Apple Braille"/>
                             <w:color w:val="c00000"/>
                             <w:sz w:val="40"/>
                             <w:szCs w:val="40"/>
@@ -442,8 +467,8 @@
                     </w:txbxContent>
                   </v:textbox>
                 </v:shape>
-                <v:group id="group 2" o:spid="_x0000_s0000" style="position:absolute;left:653;top:8385;width:27006;height:7715;" coordorigin="0,0" coordsize="27006,7715">
-                  <v:shape id="shape 3" o:spid="_x0000_s3" o:spt="202" type="#_x0000_t202" style="position:absolute;left:2216;top:0;width:24790;height:7715;rotation:0;v-text-anchor:top;visibility:visible;" fillcolor="#FFFFFF" stroked="f" strokeweight="0.50pt">
+                <v:group id="group 2" o:spid="_x0000_s0000" style="position:absolute;left:1146;top:8385;width:26514;height:7715;" coordorigin="0,0" coordsize="26514,7715">
+                  <v:shape id="shape 3" o:spid="_x0000_s3" o:spt="202" type="#_x0000_t202" style="position:absolute;left:1724;top:0;width:24790;height:7715;rotation:0;v-text-anchor:top;visibility:visible;" fillcolor="#FFFFFF" stroked="f" strokeweight="0.50pt">
                     <v:textbox inset="0,0,0,0">
                       <w:txbxContent>
                         <w:p>
@@ -452,12 +477,17 @@
                             <w:spacing w:line="353" w:lineRule="auto"/>
                             <w:ind/>
                             <w:rPr>
+                              <w:rFonts w:ascii="Apple Braille" w:hAnsi="Apple Braille" w:cs="Apple Braille"/>
+                              <w:sz w:val="20"/>
+                              <w:szCs w:val="20"/>
                               <w:highlight w:val="none"/>
-                              <w:lang w:val="it-IT"/>
                             </w:rPr>
                           </w:pPr>
                           <w:r>
                             <w:rPr>
+                              <w:rFonts w:ascii="Apple Braille" w:hAnsi="Apple Braille" w:eastAsia="Apple Braille" w:cs="Apple Braille"/>
+                              <w:sz w:val="20"/>
+                              <w:szCs w:val="20"/>
                               <w:lang w:val="it-IT"/>
                             </w:rPr>
                             <w:t xml:space="preserve">Nicolò Santangelo</w:t>
@@ -465,12 +495,18 @@
                           </w:r>
                           <w:r>
                             <w:rPr>
+                              <w:rFonts w:ascii="Apple Braille" w:hAnsi="Apple Braille" w:eastAsia="Apple Braille" w:cs="Apple Braille"/>
+                              <w:sz w:val="20"/>
+                              <w:szCs w:val="20"/>
                               <w:lang w:val="it-IT"/>
                             </w:rPr>
                             <w:t xml:space="preserve">Start builder and business development</w:t>
                           </w:r>
                           <w:r>
                             <w:rPr>
+                              <w:rFonts w:ascii="Apple Braille" w:hAnsi="Apple Braille" w:eastAsia="Apple Braille" w:cs="Apple Braille"/>
+                              <w:sz w:val="20"/>
+                              <w:szCs w:val="20"/>
                               <w:lang w:val="it-IT"/>
                             </w:rPr>
                             <w:br/>
@@ -478,26 +514,46 @@
                           </w:r>
                           <w:r>
                             <w:rPr>
+                              <w:rFonts w:ascii="Apple Braille" w:hAnsi="Apple Braille" w:eastAsia="Apple Braille" w:cs="Apple Braille"/>
+                              <w:sz w:val="20"/>
+                              <w:szCs w:val="20"/>
                               <w:lang w:val="it-IT"/>
                             </w:rPr>
                             <w:t xml:space="preserve">@</w:t>
                           </w:r>
                           <w:r>
                             <w:rPr>
+                              <w:rFonts w:ascii="Apple Braille" w:hAnsi="Apple Braille" w:eastAsia="Apple Braille" w:cs="Apple Braille"/>
+                              <w:sz w:val="20"/>
+                              <w:szCs w:val="20"/>
                               <w:lang w:val="it-IT"/>
                             </w:rPr>
                             <w:t xml:space="preserve">beebad.com</w:t>
                           </w:r>
                           <w:r>
                             <w:rPr>
+                              <w:rFonts w:ascii="Apple Braille" w:hAnsi="Apple Braille" w:eastAsia="Apple Braille" w:cs="Apple Braille"/>
+                              <w:sz w:val="20"/>
+                              <w:szCs w:val="20"/>
                               <w:highlight w:val="none"/>
                               <w:lang w:val="it-IT"/>
                             </w:rPr>
                           </w:r>
                           <w:r>
                             <w:rPr>
+                              <w:rFonts w:ascii="Apple Braille" w:hAnsi="Apple Braille" w:eastAsia="Apple Braille" w:cs="Apple Braille"/>
+                              <w:sz w:val="20"/>
+                              <w:szCs w:val="20"/>
                               <w:highlight w:val="none"/>
                               <w:lang w:val="it-IT"/>
+                            </w:rPr>
+                          </w:r>
+                          <w:r>
+                            <w:rPr>
+                              <w:rFonts w:ascii="Apple Braille" w:hAnsi="Apple Braille" w:cs="Apple Braille"/>
+                              <w:sz w:val="20"/>
+                              <w:szCs w:val="20"/>
+                              <w:highlight w:val="none"/>
                             </w:rPr>
                           </w:r>
                         </w:p>
@@ -523,7 +579,7 @@
                     <v:path o:extrusionok="f" gradientshapeok="t" o:connecttype="rect"/>
                     <o:lock v:ext="edit" aspectratio="t"/>
                   </v:shapetype>
-                  <v:shape id="_x0000_i4" o:spid="_x0000_s4" type="#_x0000_t75" style="position:absolute;left:42;top:278;width:2172;height:2185;z-index:1;" stroked="false">
+                  <v:shape id="_x0000_i4" o:spid="_x0000_s4" type="#_x0000_t75" style="position:absolute;left:42;top:442;width:1716;height:1725;z-index:1;" stroked="false">
                     <v:imagedata r:id="rId8" o:title=""/>
                     <o:lock v:ext="edit" rotation="t"/>
                   </v:shape>
@@ -546,7 +602,7 @@
                     <v:path o:extrusionok="f" gradientshapeok="t" o:connecttype="rect"/>
                     <o:lock v:ext="edit" aspectratio="t"/>
                   </v:shapetype>
-                  <v:shape id="_x0000_i5" o:spid="_x0000_s5" type="#_x0000_t75" style="position:absolute;left:0;top:2766;width:2257;height:2182;z-index:1;" stroked="false">
+                  <v:shape id="_x0000_i5" o:spid="_x0000_s5" type="#_x0000_t75" style="position:absolute;left:0;top:2930;width:1669;height:1613;z-index:1;" stroked="false">
                     <v:imagedata r:id="rId9" o:title=""/>
                     <o:lock v:ext="edit" rotation="t"/>
                   </v:shape>
@@ -569,7 +625,7 @@
                     <v:path o:extrusionok="f" gradientshapeok="t" o:connecttype="rect"/>
                     <o:lock v:ext="edit" aspectratio="t"/>
                   </v:shapetype>
-                  <v:shape id="_x0000_i6" o:spid="_x0000_s6" type="#_x0000_t75" style="position:absolute;left:100;top:5446;width:2198;height:1677;z-index:1;" stroked="false">
+                  <v:shape id="_x0000_i6" o:spid="_x0000_s6" type="#_x0000_t75" style="position:absolute;left:100;top:5282;width:1493;height:1139;z-index:1;" stroked="false">
                     <v:imagedata r:id="rId10" o:title=""/>
                     <o:lock v:ext="edit" rotation="t"/>
                   </v:shape>
@@ -616,6 +672,7 @@
                             <w:t xml:space="preserve">NFC card</w:t>
                           </w:r>
                           <w:r/>
+                          <w:r/>
                         </w:p>
                       </w:txbxContent>
                     </v:textbox>
@@ -648,6 +705,36 @@
             </w:pict>
           </mc:Fallback>
         </mc:AlternateContent>
+      </w:r>
+      <w:r>
+        <w:rPr>
+          <w:rFonts w:ascii="Carlito" w:hAnsi="Carlito" w:eastAsia="Carlito" w:cs="Carlito"/>
+        </w:rPr>
+      </w:r>
+      <w:r>
+        <w:rPr>
+          <w:rFonts w:ascii="Carlito" w:hAnsi="Carlito" w:eastAsia="Carlito" w:cs="Carlito"/>
+        </w:rPr>
+      </w:r>
+      <w:r>
+        <w:rPr>
+          <w:rFonts w:ascii="Carlito" w:hAnsi="Carlito" w:eastAsia="Carlito" w:cs="Carlito"/>
+        </w:rPr>
+      </w:r>
+    </w:p>
+    <w:p>
+      <w:pPr>
+        <w:pBdr/>
+        <w:spacing/>
+        <w:ind/>
+        <w:rPr>
+          <w:rFonts w:ascii="Carlito" w:hAnsi="Carlito" w:cs="Carlito"/>
+        </w:rPr>
+      </w:pPr>
+      <w:r>
+        <w:rPr>
+          <w:rFonts w:ascii="Carlito" w:hAnsi="Carlito" w:eastAsia="Carlito" w:cs="Carlito"/>
+        </w:rPr>
       </w:r>
       <w:r>
         <w:rPr>
